--- a/DB/친교봉사부/FEL_친교봉사부매뉴얼_201-203_사랑과평안의교회.docx
+++ b/DB/친교봉사부/FEL_친교봉사부매뉴얼_201-203_사랑과평안의교회.docx
@@ -33,9 +33,6 @@
     </w:p>
     <w:p>
       <w:pPr>
-        <w:pBdr>
-          <w:bottom w:val="single" w:color="C8714A" w:sz="6"/>
-        </w:pBdr>
         <w:spacing w:after="80" w:before="0"/>
         <w:jc w:val="center"/>
       </w:pPr>
@@ -138,7 +135,7 @@
               <w:bottom w:val="single" w:color="B0C8E0" w:sz="4"/>
               <w:right w:val="single" w:color="B0C8E0" w:sz="4"/>
             </w:tcBorders>
-            <w:shd w:fill="EAF1F8" w:val="clear"/>
+            <w:shd w:fill="FFFFFF" w:val="clear"/>
             <w:tcMar>
               <w:top w:type="dxa" w:w="80"/>
               <w:left w:type="dxa" w:w="160"/>
@@ -202,7 +199,7 @@
               <w:bottom w:val="single" w:color="B0C8E0" w:sz="4"/>
               <w:right w:val="single" w:color="B0C8E0" w:sz="4"/>
             </w:tcBorders>
-            <w:shd w:fill="EAF1F8" w:val="clear"/>
+            <w:shd w:fill="FFFFFF" w:val="clear"/>
             <w:tcMar>
               <w:top w:type="dxa" w:w="80"/>
               <w:left w:type="dxa" w:w="160"/>
@@ -266,7 +263,7 @@
               <w:bottom w:val="single" w:color="B0C8E0" w:sz="4"/>
               <w:right w:val="single" w:color="B0C8E0" w:sz="4"/>
             </w:tcBorders>
-            <w:shd w:fill="EAF1F8" w:val="clear"/>
+            <w:shd w:fill="FFFFFF" w:val="clear"/>
             <w:tcMar>
               <w:top w:type="dxa" w:w="80"/>
               <w:left w:type="dxa" w:w="160"/>
@@ -330,7 +327,7 @@
               <w:bottom w:val="single" w:color="B0C8E0" w:sz="4"/>
               <w:right w:val="single" w:color="B0C8E0" w:sz="4"/>
             </w:tcBorders>
-            <w:shd w:fill="EAF1F8" w:val="clear"/>
+            <w:shd w:fill="FFFFFF" w:val="clear"/>
             <w:tcMar>
               <w:top w:type="dxa" w:w="80"/>
               <w:left w:type="dxa" w:w="160"/>
@@ -394,7 +391,7 @@
               <w:bottom w:val="single" w:color="B0C8E0" w:sz="4"/>
               <w:right w:val="single" w:color="B0C8E0" w:sz="4"/>
             </w:tcBorders>
-            <w:shd w:fill="EAF1F8" w:val="clear"/>
+            <w:shd w:fill="FFFFFF" w:val="clear"/>
             <w:tcMar>
               <w:top w:type="dxa" w:w="80"/>
               <w:left w:type="dxa" w:w="160"/>
@@ -443,7 +440,7 @@
                 <w:sz w:val="18"/>
                 <w:szCs w:val="18"/>
               </w:rPr>
-              <w:t xml:space="preserve">—</w:t>
+              <w:t>말미 [개정 이력] 표 참조</w:t>
             </w:r>
           </w:p>
         </w:tc>
@@ -487,10 +484,7 @@
     </w:p>
     <w:p>
       <w:pPr>
-        <w:pBdr>
-          <w:bottom w:val="single" w:color="C8714A" w:sz="8"/>
-        </w:pBdr>
-        <w:shd w:fill="1A3A5C" w:val="clear"/>
+        <w:shd w:fill="FFFFFF" w:val="clear"/>
         <w:spacing w:after="200" w:before="440"/>
         <w:jc w:val="center"/>
       </w:pPr>
@@ -499,7 +493,7 @@
           <w:rFonts w:ascii="맑은 고딕" w:cs="맑은 고딕" w:eastAsia="맑은 고딕" w:hAnsi="맑은 고딕"/>
           <w:b/>
           <w:bCs/>
-          <w:color w:val="FFFFFF"/>
+          <w:color w:val="1A1A1A"/>
           <w:sz w:val="27"/>
           <w:szCs w:val="27"/>
         </w:rPr>
@@ -531,9 +525,6 @@
     </w:p>
     <w:p>
       <w:pPr>
-        <w:pBdr>
-          <w:left w:val="single" w:color="C8714A" w:sz="12"/>
-        </w:pBdr>
         <w:spacing w:after="60" w:before="260"/>
         <w:ind w:left="180"/>
       </w:pPr>
@@ -581,9 +572,6 @@
     </w:p>
     <w:p>
       <w:pPr>
-        <w:pBdr>
-          <w:left w:val="single" w:color="C8714A" w:sz="12"/>
-        </w:pBdr>
         <w:spacing w:after="60" w:before="260"/>
         <w:ind w:left="180"/>
       </w:pPr>
@@ -617,12 +605,12 @@
       <w:tblPr>
         <w:tblW w:type="dxa" w:w="9070"/>
         <w:tblBorders>
-          <w:top w:val="single" w:color="auto" w:sz="4"/>
-          <w:left w:val="single" w:color="auto" w:sz="4"/>
-          <w:bottom w:val="single" w:color="auto" w:sz="4"/>
-          <w:right w:val="single" w:color="auto" w:sz="4"/>
-          <w:insideH w:val="single" w:color="auto" w:sz="4"/>
-          <w:insideV w:val="single" w:color="auto" w:sz="4"/>
+          <w:top w:val="nil"/>
+          <w:left w:val="nil"/>
+          <w:bottom w:val="nil"/>
+          <w:right w:val="nil"/>
+          <w:insideH w:val="nil"/>
+          <w:insideV w:val="nil"/>
         </w:tblBorders>
       </w:tblPr>
       <w:tblGrid>
@@ -632,13 +620,7 @@
         <w:tc>
           <w:tcPr>
             <w:tcW w:type="dxa" w:w="9070"/>
-            <w:tcBorders>
-              <w:top w:val="single" w:color="A04010" w:sz="10"/>
-              <w:left w:val="single" w:color="A04010" w:sz="8"/>
-              <w:bottom w:val="single" w:color="A04010" w:sz="10"/>
-              <w:right w:val="none" w:color="FFFFFF" w:sz="0"/>
-            </w:tcBorders>
-            <w:shd w:fill="FFF5EE" w:val="clear"/>
+            <w:shd w:fill="FFFFFF" w:val="clear"/>
             <w:tcMar>
               <w:top w:type="dxa" w:w="140"/>
               <w:left w:type="dxa" w:w="280"/>
@@ -695,10 +677,7 @@
     </w:p>
     <w:p>
       <w:pPr>
-        <w:pBdr>
-          <w:bottom w:val="single" w:color="C8714A" w:sz="8"/>
-        </w:pBdr>
-        <w:shd w:fill="1A3A5C" w:val="clear"/>
+        <w:shd w:fill="FFFFFF" w:val="clear"/>
         <w:spacing w:after="200" w:before="440"/>
         <w:jc w:val="center"/>
       </w:pPr>
@@ -707,7 +686,7 @@
           <w:rFonts w:ascii="맑은 고딕" w:cs="맑은 고딕" w:eastAsia="맑은 고딕" w:hAnsi="맑은 고딕"/>
           <w:b/>
           <w:bCs/>
-          <w:color w:val="FFFFFF"/>
+          <w:color w:val="1A1A1A"/>
           <w:sz w:val="27"/>
           <w:szCs w:val="27"/>
         </w:rPr>
@@ -739,9 +718,6 @@
     </w:p>
     <w:p>
       <w:pPr>
-        <w:pBdr>
-          <w:left w:val="single" w:color="C8714A" w:sz="12"/>
-        </w:pBdr>
         <w:spacing w:after="60" w:before="260"/>
         <w:ind w:left="180"/>
       </w:pPr>
@@ -821,9 +797,6 @@
     </w:p>
     <w:p>
       <w:pPr>
-        <w:pBdr>
-          <w:left w:val="single" w:color="C8714A" w:sz="12"/>
-        </w:pBdr>
         <w:spacing w:after="60" w:before="260"/>
         <w:ind w:left="180"/>
       </w:pPr>
@@ -881,7 +854,7 @@
               <w:bottom w:val="single" w:color="B0C8E0" w:sz="4"/>
               <w:right w:val="single" w:color="B0C8E0" w:sz="4"/>
             </w:tcBorders>
-            <w:shd w:fill="1A3A5C" w:val="clear"/>
+            <w:shd w:fill="FFFFFF" w:val="clear"/>
             <w:tcMar>
               <w:top w:type="dxa" w:w="80"/>
               <w:left w:type="dxa" w:w="100"/>
@@ -898,7 +871,7 @@
                 <w:rFonts w:ascii="맑은 고딕" w:cs="맑은 고딕" w:eastAsia="맑은 고딕" w:hAnsi="맑은 고딕"/>
                 <w:b/>
                 <w:bCs/>
-                <w:color w:val="FFFFFF"/>
+                <w:color w:val="1A1A1A"/>
                 <w:sz w:val="17"/>
                 <w:szCs w:val="17"/>
               </w:rPr>
@@ -915,7 +888,7 @@
               <w:bottom w:val="single" w:color="B0C8E0" w:sz="4"/>
               <w:right w:val="single" w:color="B0C8E0" w:sz="4"/>
             </w:tcBorders>
-            <w:shd w:fill="1A3A5C" w:val="clear"/>
+            <w:shd w:fill="FFFFFF" w:val="clear"/>
             <w:tcMar>
               <w:top w:type="dxa" w:w="80"/>
               <w:left w:type="dxa" w:w="100"/>
@@ -932,7 +905,7 @@
                 <w:rFonts w:ascii="맑은 고딕" w:cs="맑은 고딕" w:eastAsia="맑은 고딕" w:hAnsi="맑은 고딕"/>
                 <w:b/>
                 <w:bCs/>
-                <w:color w:val="FFFFFF"/>
+                <w:color w:val="1A1A1A"/>
                 <w:sz w:val="17"/>
                 <w:szCs w:val="17"/>
               </w:rPr>
@@ -949,7 +922,7 @@
               <w:bottom w:val="single" w:color="B0C8E0" w:sz="4"/>
               <w:right w:val="single" w:color="B0C8E0" w:sz="4"/>
             </w:tcBorders>
-            <w:shd w:fill="1A3A5C" w:val="clear"/>
+            <w:shd w:fill="FFFFFF" w:val="clear"/>
             <w:tcMar>
               <w:top w:type="dxa" w:w="80"/>
               <w:left w:type="dxa" w:w="100"/>
@@ -966,7 +939,7 @@
                 <w:rFonts w:ascii="맑은 고딕" w:cs="맑은 고딕" w:eastAsia="맑은 고딕" w:hAnsi="맑은 고딕"/>
                 <w:b/>
                 <w:bCs/>
-                <w:color w:val="FFFFFF"/>
+                <w:color w:val="1A1A1A"/>
                 <w:sz w:val="17"/>
                 <w:szCs w:val="17"/>
               </w:rPr>
@@ -983,7 +956,7 @@
               <w:bottom w:val="single" w:color="B0C8E0" w:sz="4"/>
               <w:right w:val="single" w:color="B0C8E0" w:sz="4"/>
             </w:tcBorders>
-            <w:shd w:fill="1A3A5C" w:val="clear"/>
+            <w:shd w:fill="FFFFFF" w:val="clear"/>
             <w:tcMar>
               <w:top w:type="dxa" w:w="80"/>
               <w:left w:type="dxa" w:w="100"/>
@@ -1000,7 +973,7 @@
                 <w:rFonts w:ascii="맑은 고딕" w:cs="맑은 고딕" w:eastAsia="맑은 고딕" w:hAnsi="맑은 고딕"/>
                 <w:b/>
                 <w:bCs/>
-                <w:color w:val="FFFFFF"/>
+                <w:color w:val="1A1A1A"/>
                 <w:sz w:val="17"/>
                 <w:szCs w:val="17"/>
               </w:rPr>
@@ -1019,7 +992,7 @@
               <w:bottom w:val="single" w:color="B0C8E0" w:sz="4"/>
               <w:right w:val="single" w:color="B0C8E0" w:sz="4"/>
             </w:tcBorders>
-            <w:shd w:fill="EAF1F8" w:val="clear"/>
+            <w:shd w:fill="FFFFFF" w:val="clear"/>
             <w:tcMar>
               <w:top w:type="dxa" w:w="70"/>
               <w:left w:type="dxa" w:w="100"/>
@@ -1053,7 +1026,7 @@
               <w:bottom w:val="single" w:color="B0C8E0" w:sz="4"/>
               <w:right w:val="single" w:color="B0C8E0" w:sz="4"/>
             </w:tcBorders>
-            <w:shd w:fill="EAF1F8" w:val="clear"/>
+            <w:shd w:fill="FFFFFF" w:val="clear"/>
             <w:tcMar>
               <w:top w:type="dxa" w:w="70"/>
               <w:left w:type="dxa" w:w="100"/>
@@ -1087,7 +1060,7 @@
               <w:bottom w:val="single" w:color="B0C8E0" w:sz="4"/>
               <w:right w:val="single" w:color="B0C8E0" w:sz="4"/>
             </w:tcBorders>
-            <w:shd w:fill="EAF1F8" w:val="clear"/>
+            <w:shd w:fill="FFFFFF" w:val="clear"/>
             <w:tcMar>
               <w:top w:type="dxa" w:w="70"/>
               <w:left w:type="dxa" w:w="100"/>
@@ -1121,7 +1094,7 @@
               <w:bottom w:val="single" w:color="B0C8E0" w:sz="4"/>
               <w:right w:val="single" w:color="B0C8E0" w:sz="4"/>
             </w:tcBorders>
-            <w:shd w:fill="EAF1F8" w:val="clear"/>
+            <w:shd w:fill="FFFFFF" w:val="clear"/>
             <w:tcMar>
               <w:top w:type="dxa" w:w="70"/>
               <w:left w:type="dxa" w:w="100"/>
@@ -1295,7 +1268,7 @@
               <w:bottom w:val="single" w:color="B0C8E0" w:sz="4"/>
               <w:right w:val="single" w:color="B0C8E0" w:sz="4"/>
             </w:tcBorders>
-            <w:shd w:fill="EAF1F8" w:val="clear"/>
+            <w:shd w:fill="FFFFFF" w:val="clear"/>
             <w:tcMar>
               <w:top w:type="dxa" w:w="70"/>
               <w:left w:type="dxa" w:w="100"/>
@@ -1329,7 +1302,7 @@
               <w:bottom w:val="single" w:color="B0C8E0" w:sz="4"/>
               <w:right w:val="single" w:color="B0C8E0" w:sz="4"/>
             </w:tcBorders>
-            <w:shd w:fill="EAF1F8" w:val="clear"/>
+            <w:shd w:fill="FFFFFF" w:val="clear"/>
             <w:tcMar>
               <w:top w:type="dxa" w:w="70"/>
               <w:left w:type="dxa" w:w="100"/>
@@ -1363,7 +1336,7 @@
               <w:bottom w:val="single" w:color="B0C8E0" w:sz="4"/>
               <w:right w:val="single" w:color="B0C8E0" w:sz="4"/>
             </w:tcBorders>
-            <w:shd w:fill="EAF1F8" w:val="clear"/>
+            <w:shd w:fill="FFFFFF" w:val="clear"/>
             <w:tcMar>
               <w:top w:type="dxa" w:w="70"/>
               <w:left w:type="dxa" w:w="100"/>
@@ -1397,7 +1370,7 @@
               <w:bottom w:val="single" w:color="B0C8E0" w:sz="4"/>
               <w:right w:val="single" w:color="B0C8E0" w:sz="4"/>
             </w:tcBorders>
-            <w:shd w:fill="EAF1F8" w:val="clear"/>
+            <w:shd w:fill="FFFFFF" w:val="clear"/>
             <w:tcMar>
               <w:top w:type="dxa" w:w="70"/>
               <w:left w:type="dxa" w:w="100"/>
@@ -1571,7 +1544,7 @@
               <w:bottom w:val="single" w:color="B0C8E0" w:sz="4"/>
               <w:right w:val="single" w:color="B0C8E0" w:sz="4"/>
             </w:tcBorders>
-            <w:shd w:fill="EAF1F8" w:val="clear"/>
+            <w:shd w:fill="FFFFFF" w:val="clear"/>
             <w:tcMar>
               <w:top w:type="dxa" w:w="70"/>
               <w:left w:type="dxa" w:w="100"/>
@@ -1605,7 +1578,7 @@
               <w:bottom w:val="single" w:color="B0C8E0" w:sz="4"/>
               <w:right w:val="single" w:color="B0C8E0" w:sz="4"/>
             </w:tcBorders>
-            <w:shd w:fill="EAF1F8" w:val="clear"/>
+            <w:shd w:fill="FFFFFF" w:val="clear"/>
             <w:tcMar>
               <w:top w:type="dxa" w:w="70"/>
               <w:left w:type="dxa" w:w="100"/>
@@ -1639,7 +1612,7 @@
               <w:bottom w:val="single" w:color="B0C8E0" w:sz="4"/>
               <w:right w:val="single" w:color="B0C8E0" w:sz="4"/>
             </w:tcBorders>
-            <w:shd w:fill="EAF1F8" w:val="clear"/>
+            <w:shd w:fill="FFFFFF" w:val="clear"/>
             <w:tcMar>
               <w:top w:type="dxa" w:w="70"/>
               <w:left w:type="dxa" w:w="100"/>
@@ -1673,7 +1646,7 @@
               <w:bottom w:val="single" w:color="B0C8E0" w:sz="4"/>
               <w:right w:val="single" w:color="B0C8E0" w:sz="4"/>
             </w:tcBorders>
-            <w:shd w:fill="EAF1F8" w:val="clear"/>
+            <w:shd w:fill="FFFFFF" w:val="clear"/>
             <w:tcMar>
               <w:top w:type="dxa" w:w="70"/>
               <w:left w:type="dxa" w:w="100"/>
@@ -1716,9 +1689,6 @@
     </w:p>
     <w:p>
       <w:pPr>
-        <w:pBdr>
-          <w:left w:val="single" w:color="C8714A" w:sz="12"/>
-        </w:pBdr>
         <w:spacing w:after="60" w:before="260"/>
         <w:ind w:left="180"/>
       </w:pPr>
@@ -1798,10 +1768,7 @@
     </w:p>
     <w:p>
       <w:pPr>
-        <w:pBdr>
-          <w:bottom w:val="single" w:color="C8714A" w:sz="8"/>
-        </w:pBdr>
-        <w:shd w:fill="1A3A5C" w:val="clear"/>
+        <w:shd w:fill="FFFFFF" w:val="clear"/>
         <w:spacing w:after="200" w:before="440"/>
         <w:jc w:val="center"/>
       </w:pPr>
@@ -1810,7 +1777,7 @@
           <w:rFonts w:ascii="맑은 고딕" w:cs="맑은 고딕" w:eastAsia="맑은 고딕" w:hAnsi="맑은 고딕"/>
           <w:b/>
           <w:bCs/>
-          <w:color w:val="FFFFFF"/>
+          <w:color w:val="1A1A1A"/>
           <w:sz w:val="27"/>
           <w:szCs w:val="27"/>
         </w:rPr>
@@ -1842,9 +1809,6 @@
     </w:p>
     <w:p>
       <w:pPr>
-        <w:pBdr>
-          <w:left w:val="single" w:color="C8714A" w:sz="12"/>
-        </w:pBdr>
         <w:spacing w:after="60" w:before="260"/>
         <w:ind w:left="180"/>
       </w:pPr>
@@ -1972,9 +1936,6 @@
     </w:p>
     <w:p>
       <w:pPr>
-        <w:pBdr>
-          <w:left w:val="single" w:color="C8714A" w:sz="12"/>
-        </w:pBdr>
         <w:spacing w:after="60" w:before="260"/>
         <w:ind w:left="180"/>
       </w:pPr>
@@ -2054,9 +2015,6 @@
     </w:p>
     <w:p>
       <w:pPr>
-        <w:pBdr>
-          <w:left w:val="single" w:color="C8714A" w:sz="12"/>
-        </w:pBdr>
         <w:spacing w:after="60" w:before="260"/>
         <w:ind w:left="180"/>
       </w:pPr>
@@ -2136,10 +2094,7 @@
     </w:p>
     <w:p>
       <w:pPr>
-        <w:pBdr>
-          <w:bottom w:val="single" w:color="C8714A" w:sz="8"/>
-        </w:pBdr>
-        <w:shd w:fill="1A3A5C" w:val="clear"/>
+        <w:shd w:fill="FFFFFF" w:val="clear"/>
         <w:spacing w:after="200" w:before="440"/>
         <w:jc w:val="center"/>
       </w:pPr>
@@ -2148,7 +2103,7 @@
           <w:rFonts w:ascii="맑은 고딕" w:cs="맑은 고딕" w:eastAsia="맑은 고딕" w:hAnsi="맑은 고딕"/>
           <w:b/>
           <w:bCs/>
-          <w:color w:val="FFFFFF"/>
+          <w:color w:val="1A1A1A"/>
           <w:sz w:val="27"/>
           <w:szCs w:val="27"/>
         </w:rPr>
@@ -2180,9 +2135,6 @@
     </w:p>
     <w:p>
       <w:pPr>
-        <w:pBdr>
-          <w:left w:val="single" w:color="C8714A" w:sz="12"/>
-        </w:pBdr>
         <w:spacing w:after="60" w:before="260"/>
         <w:ind w:left="180"/>
       </w:pPr>
@@ -2240,7 +2192,7 @@
               <w:bottom w:val="single" w:color="B0C8E0" w:sz="4"/>
               <w:right w:val="single" w:color="B0C8E0" w:sz="4"/>
             </w:tcBorders>
-            <w:shd w:fill="1A3A5C" w:val="clear"/>
+            <w:shd w:fill="FFFFFF" w:val="clear"/>
             <w:tcMar>
               <w:top w:type="dxa" w:w="80"/>
               <w:left w:type="dxa" w:w="100"/>
@@ -2257,7 +2209,7 @@
                 <w:rFonts w:ascii="맑은 고딕" w:cs="맑은 고딕" w:eastAsia="맑은 고딕" w:hAnsi="맑은 고딕"/>
                 <w:b/>
                 <w:bCs/>
-                <w:color w:val="FFFFFF"/>
+                <w:color w:val="1A1A1A"/>
                 <w:sz w:val="17"/>
                 <w:szCs w:val="17"/>
               </w:rPr>
@@ -2274,7 +2226,7 @@
               <w:bottom w:val="single" w:color="B0C8E0" w:sz="4"/>
               <w:right w:val="single" w:color="B0C8E0" w:sz="4"/>
             </w:tcBorders>
-            <w:shd w:fill="1A3A5C" w:val="clear"/>
+            <w:shd w:fill="FFFFFF" w:val="clear"/>
             <w:tcMar>
               <w:top w:type="dxa" w:w="80"/>
               <w:left w:type="dxa" w:w="100"/>
@@ -2291,7 +2243,7 @@
                 <w:rFonts w:ascii="맑은 고딕" w:cs="맑은 고딕" w:eastAsia="맑은 고딕" w:hAnsi="맑은 고딕"/>
                 <w:b/>
                 <w:bCs/>
-                <w:color w:val="FFFFFF"/>
+                <w:color w:val="1A1A1A"/>
                 <w:sz w:val="17"/>
                 <w:szCs w:val="17"/>
               </w:rPr>
@@ -2308,7 +2260,7 @@
               <w:bottom w:val="single" w:color="B0C8E0" w:sz="4"/>
               <w:right w:val="single" w:color="B0C8E0" w:sz="4"/>
             </w:tcBorders>
-            <w:shd w:fill="1A3A5C" w:val="clear"/>
+            <w:shd w:fill="FFFFFF" w:val="clear"/>
             <w:tcMar>
               <w:top w:type="dxa" w:w="80"/>
               <w:left w:type="dxa" w:w="100"/>
@@ -2325,7 +2277,7 @@
                 <w:rFonts w:ascii="맑은 고딕" w:cs="맑은 고딕" w:eastAsia="맑은 고딕" w:hAnsi="맑은 고딕"/>
                 <w:b/>
                 <w:bCs/>
-                <w:color w:val="FFFFFF"/>
+                <w:color w:val="1A1A1A"/>
                 <w:sz w:val="17"/>
                 <w:szCs w:val="17"/>
               </w:rPr>
@@ -2342,7 +2294,7 @@
               <w:bottom w:val="single" w:color="B0C8E0" w:sz="4"/>
               <w:right w:val="single" w:color="B0C8E0" w:sz="4"/>
             </w:tcBorders>
-            <w:shd w:fill="1A3A5C" w:val="clear"/>
+            <w:shd w:fill="FFFFFF" w:val="clear"/>
             <w:tcMar>
               <w:top w:type="dxa" w:w="80"/>
               <w:left w:type="dxa" w:w="100"/>
@@ -2359,7 +2311,7 @@
                 <w:rFonts w:ascii="맑은 고딕" w:cs="맑은 고딕" w:eastAsia="맑은 고딕" w:hAnsi="맑은 고딕"/>
                 <w:b/>
                 <w:bCs/>
-                <w:color w:val="FFFFFF"/>
+                <w:color w:val="1A1A1A"/>
                 <w:sz w:val="17"/>
                 <w:szCs w:val="17"/>
               </w:rPr>
@@ -2378,7 +2330,7 @@
               <w:bottom w:val="single" w:color="B0C8E0" w:sz="4"/>
               <w:right w:val="single" w:color="B0C8E0" w:sz="4"/>
             </w:tcBorders>
-            <w:shd w:fill="EAF1F8" w:val="clear"/>
+            <w:shd w:fill="FFFFFF" w:val="clear"/>
             <w:tcMar>
               <w:top w:type="dxa" w:w="70"/>
               <w:left w:type="dxa" w:w="100"/>
@@ -2412,7 +2364,7 @@
               <w:bottom w:val="single" w:color="B0C8E0" w:sz="4"/>
               <w:right w:val="single" w:color="B0C8E0" w:sz="4"/>
             </w:tcBorders>
-            <w:shd w:fill="EAF1F8" w:val="clear"/>
+            <w:shd w:fill="FFFFFF" w:val="clear"/>
             <w:tcMar>
               <w:top w:type="dxa" w:w="70"/>
               <w:left w:type="dxa" w:w="100"/>
@@ -2446,7 +2398,7 @@
               <w:bottom w:val="single" w:color="B0C8E0" w:sz="4"/>
               <w:right w:val="single" w:color="B0C8E0" w:sz="4"/>
             </w:tcBorders>
-            <w:shd w:fill="EAF1F8" w:val="clear"/>
+            <w:shd w:fill="FFFFFF" w:val="clear"/>
             <w:tcMar>
               <w:top w:type="dxa" w:w="70"/>
               <w:left w:type="dxa" w:w="100"/>
@@ -2480,7 +2432,7 @@
               <w:bottom w:val="single" w:color="B0C8E0" w:sz="4"/>
               <w:right w:val="single" w:color="B0C8E0" w:sz="4"/>
             </w:tcBorders>
-            <w:shd w:fill="EAF1F8" w:val="clear"/>
+            <w:shd w:fill="FFFFFF" w:val="clear"/>
             <w:tcMar>
               <w:top w:type="dxa" w:w="70"/>
               <w:left w:type="dxa" w:w="100"/>
@@ -2654,7 +2606,7 @@
               <w:bottom w:val="single" w:color="B0C8E0" w:sz="4"/>
               <w:right w:val="single" w:color="B0C8E0" w:sz="4"/>
             </w:tcBorders>
-            <w:shd w:fill="EAF1F8" w:val="clear"/>
+            <w:shd w:fill="FFFFFF" w:val="clear"/>
             <w:tcMar>
               <w:top w:type="dxa" w:w="70"/>
               <w:left w:type="dxa" w:w="100"/>
@@ -2688,7 +2640,7 @@
               <w:bottom w:val="single" w:color="B0C8E0" w:sz="4"/>
               <w:right w:val="single" w:color="B0C8E0" w:sz="4"/>
             </w:tcBorders>
-            <w:shd w:fill="EAF1F8" w:val="clear"/>
+            <w:shd w:fill="FFFFFF" w:val="clear"/>
             <w:tcMar>
               <w:top w:type="dxa" w:w="70"/>
               <w:left w:type="dxa" w:w="100"/>
@@ -2722,7 +2674,7 @@
               <w:bottom w:val="single" w:color="B0C8E0" w:sz="4"/>
               <w:right w:val="single" w:color="B0C8E0" w:sz="4"/>
             </w:tcBorders>
-            <w:shd w:fill="EAF1F8" w:val="clear"/>
+            <w:shd w:fill="FFFFFF" w:val="clear"/>
             <w:tcMar>
               <w:top w:type="dxa" w:w="70"/>
               <w:left w:type="dxa" w:w="100"/>
@@ -2756,7 +2708,7 @@
               <w:bottom w:val="single" w:color="B0C8E0" w:sz="4"/>
               <w:right w:val="single" w:color="B0C8E0" w:sz="4"/>
             </w:tcBorders>
-            <w:shd w:fill="EAF1F8" w:val="clear"/>
+            <w:shd w:fill="FFFFFF" w:val="clear"/>
             <w:tcMar>
               <w:top w:type="dxa" w:w="70"/>
               <w:left w:type="dxa" w:w="100"/>
@@ -2930,7 +2882,7 @@
               <w:bottom w:val="single" w:color="B0C8E0" w:sz="4"/>
               <w:right w:val="single" w:color="B0C8E0" w:sz="4"/>
             </w:tcBorders>
-            <w:shd w:fill="EAF1F8" w:val="clear"/>
+            <w:shd w:fill="FFFFFF" w:val="clear"/>
             <w:tcMar>
               <w:top w:type="dxa" w:w="70"/>
               <w:left w:type="dxa" w:w="100"/>
@@ -2964,7 +2916,7 @@
               <w:bottom w:val="single" w:color="B0C8E0" w:sz="4"/>
               <w:right w:val="single" w:color="B0C8E0" w:sz="4"/>
             </w:tcBorders>
-            <w:shd w:fill="EAF1F8" w:val="clear"/>
+            <w:shd w:fill="FFFFFF" w:val="clear"/>
             <w:tcMar>
               <w:top w:type="dxa" w:w="70"/>
               <w:left w:type="dxa" w:w="100"/>
@@ -2998,7 +2950,7 @@
               <w:bottom w:val="single" w:color="B0C8E0" w:sz="4"/>
               <w:right w:val="single" w:color="B0C8E0" w:sz="4"/>
             </w:tcBorders>
-            <w:shd w:fill="EAF1F8" w:val="clear"/>
+            <w:shd w:fill="FFFFFF" w:val="clear"/>
             <w:tcMar>
               <w:top w:type="dxa" w:w="70"/>
               <w:left w:type="dxa" w:w="100"/>
@@ -3032,7 +2984,7 @@
               <w:bottom w:val="single" w:color="B0C8E0" w:sz="4"/>
               <w:right w:val="single" w:color="B0C8E0" w:sz="4"/>
             </w:tcBorders>
-            <w:shd w:fill="EAF1F8" w:val="clear"/>
+            <w:shd w:fill="FFFFFF" w:val="clear"/>
             <w:tcMar>
               <w:top w:type="dxa" w:w="70"/>
               <w:left w:type="dxa" w:w="100"/>
@@ -3206,7 +3158,7 @@
               <w:bottom w:val="single" w:color="B0C8E0" w:sz="4"/>
               <w:right w:val="single" w:color="B0C8E0" w:sz="4"/>
             </w:tcBorders>
-            <w:shd w:fill="EAF1F8" w:val="clear"/>
+            <w:shd w:fill="FFFFFF" w:val="clear"/>
             <w:tcMar>
               <w:top w:type="dxa" w:w="70"/>
               <w:left w:type="dxa" w:w="100"/>
@@ -3240,7 +3192,7 @@
               <w:bottom w:val="single" w:color="B0C8E0" w:sz="4"/>
               <w:right w:val="single" w:color="B0C8E0" w:sz="4"/>
             </w:tcBorders>
-            <w:shd w:fill="EAF1F8" w:val="clear"/>
+            <w:shd w:fill="FFFFFF" w:val="clear"/>
             <w:tcMar>
               <w:top w:type="dxa" w:w="70"/>
               <w:left w:type="dxa" w:w="100"/>
@@ -3274,7 +3226,7 @@
               <w:bottom w:val="single" w:color="B0C8E0" w:sz="4"/>
               <w:right w:val="single" w:color="B0C8E0" w:sz="4"/>
             </w:tcBorders>
-            <w:shd w:fill="EAF1F8" w:val="clear"/>
+            <w:shd w:fill="FFFFFF" w:val="clear"/>
             <w:tcMar>
               <w:top w:type="dxa" w:w="70"/>
               <w:left w:type="dxa" w:w="100"/>
@@ -3308,7 +3260,7 @@
               <w:bottom w:val="single" w:color="B0C8E0" w:sz="4"/>
               <w:right w:val="single" w:color="B0C8E0" w:sz="4"/>
             </w:tcBorders>
-            <w:shd w:fill="EAF1F8" w:val="clear"/>
+            <w:shd w:fill="FFFFFF" w:val="clear"/>
             <w:tcMar>
               <w:top w:type="dxa" w:w="70"/>
               <w:left w:type="dxa" w:w="100"/>
@@ -3489,9 +3441,6 @@
     </w:p>
     <w:p>
       <w:pPr>
-        <w:pBdr>
-          <w:left w:val="single" w:color="C8714A" w:sz="12"/>
-        </w:pBdr>
         <w:spacing w:after="60" w:before="260"/>
         <w:ind w:left="180"/>
       </w:pPr>
@@ -3587,9 +3536,6 @@
     </w:p>
     <w:p>
       <w:pPr>
-        <w:pBdr>
-          <w:left w:val="single" w:color="C8714A" w:sz="12"/>
-        </w:pBdr>
         <w:spacing w:after="60" w:before="260"/>
         <w:ind w:left="180"/>
       </w:pPr>
@@ -3623,12 +3569,12 @@
       <w:tblPr>
         <w:tblW w:type="dxa" w:w="9070"/>
         <w:tblBorders>
-          <w:top w:val="single" w:color="auto" w:sz="4"/>
-          <w:left w:val="single" w:color="auto" w:sz="4"/>
-          <w:bottom w:val="single" w:color="auto" w:sz="4"/>
-          <w:right w:val="single" w:color="auto" w:sz="4"/>
-          <w:insideH w:val="single" w:color="auto" w:sz="4"/>
-          <w:insideV w:val="single" w:color="auto" w:sz="4"/>
+          <w:top w:val="nil"/>
+          <w:left w:val="nil"/>
+          <w:bottom w:val="nil"/>
+          <w:right w:val="nil"/>
+          <w:insideH w:val="nil"/>
+          <w:insideV w:val="nil"/>
         </w:tblBorders>
       </w:tblPr>
       <w:tblGrid>
@@ -3638,13 +3584,7 @@
         <w:tc>
           <w:tcPr>
             <w:tcW w:type="dxa" w:w="9070"/>
-            <w:tcBorders>
-              <w:top w:val="single" w:color="A04010" w:sz="10"/>
-              <w:left w:val="single" w:color="A04010" w:sz="6"/>
-              <w:bottom w:val="single" w:color="A04010" w:sz="10"/>
-              <w:right w:val="none" w:color="FFFFFF" w:sz="0"/>
-            </w:tcBorders>
-            <w:shd w:fill="FFF5EE" w:val="clear"/>
+            <w:shd w:fill="FFFFFF" w:val="clear"/>
             <w:tcMar>
               <w:top w:type="dxa" w:w="140"/>
               <w:left w:type="dxa" w:w="260"/>
@@ -3794,12 +3734,12 @@
       <w:tblPr>
         <w:tblW w:type="dxa" w:w="9070"/>
         <w:tblBorders>
-          <w:top w:val="single" w:color="auto" w:sz="4"/>
-          <w:left w:val="single" w:color="auto" w:sz="4"/>
-          <w:bottom w:val="single" w:color="auto" w:sz="4"/>
-          <w:right w:val="single" w:color="auto" w:sz="4"/>
-          <w:insideH w:val="single" w:color="auto" w:sz="4"/>
-          <w:insideV w:val="single" w:color="auto" w:sz="4"/>
+          <w:top w:val="nil"/>
+          <w:left w:val="nil"/>
+          <w:bottom w:val="nil"/>
+          <w:right w:val="nil"/>
+          <w:insideH w:val="nil"/>
+          <w:insideV w:val="nil"/>
         </w:tblBorders>
       </w:tblPr>
       <w:tblGrid>
@@ -3809,13 +3749,7 @@
         <w:tc>
           <w:tcPr>
             <w:tcW w:type="dxa" w:w="9070"/>
-            <w:tcBorders>
-              <w:top w:val="single" w:color="1E5C38" w:sz="10"/>
-              <w:left w:val="single" w:color="1E5C38" w:sz="6"/>
-              <w:bottom w:val="single" w:color="1E5C38" w:sz="10"/>
-              <w:right w:val="none" w:color="FFFFFF" w:sz="0"/>
-            </w:tcBorders>
-            <w:shd w:fill="F0FDF4" w:val="clear"/>
+            <w:shd w:fill="FFFFFF" w:val="clear"/>
             <w:tcMar>
               <w:top w:type="dxa" w:w="140"/>
               <w:left w:type="dxa" w:w="260"/>
@@ -3965,12 +3899,12 @@
       <w:tblPr>
         <w:tblW w:type="dxa" w:w="9070"/>
         <w:tblBorders>
-          <w:top w:val="single" w:color="auto" w:sz="4"/>
-          <w:left w:val="single" w:color="auto" w:sz="4"/>
-          <w:bottom w:val="single" w:color="auto" w:sz="4"/>
-          <w:right w:val="single" w:color="auto" w:sz="4"/>
-          <w:insideH w:val="single" w:color="auto" w:sz="4"/>
-          <w:insideV w:val="single" w:color="auto" w:sz="4"/>
+          <w:top w:val="nil"/>
+          <w:left w:val="nil"/>
+          <w:bottom w:val="nil"/>
+          <w:right w:val="nil"/>
+          <w:insideH w:val="nil"/>
+          <w:insideV w:val="nil"/>
         </w:tblBorders>
       </w:tblPr>
       <w:tblGrid>
@@ -3980,13 +3914,7 @@
         <w:tc>
           <w:tcPr>
             <w:tcW w:type="dxa" w:w="9070"/>
-            <w:tcBorders>
-              <w:top w:val="single" w:color="B0C8E0" w:sz="4"/>
-              <w:left w:val="single" w:color="B0C8E0" w:sz="4"/>
-              <w:bottom w:val="single" w:color="B0C8E0" w:sz="4"/>
-              <w:right w:val="single" w:color="B0C8E0" w:sz="4"/>
-            </w:tcBorders>
-            <w:shd w:fill="EAF1F8" w:val="clear"/>
+            <w:shd w:fill="FFFFFF" w:val="clear"/>
             <w:tcMar>
               <w:top w:type="dxa" w:w="180"/>
               <w:left w:type="dxa" w:w="300"/>
@@ -4082,9 +4010,6 @@
     </w:p>
     <w:p>
       <w:pPr>
-        <w:pBdr>
-          <w:bottom w:val="single" w:color="C8714A" w:sz="6"/>
-        </w:pBdr>
         <w:spacing w:after="80" w:before="0"/>
         <w:jc w:val="center"/>
       </w:pPr>
@@ -4187,7 +4112,7 @@
               <w:bottom w:val="single" w:color="B0C8E0" w:sz="4"/>
               <w:right w:val="single" w:color="B0C8E0" w:sz="4"/>
             </w:tcBorders>
-            <w:shd w:fill="EAF1F8" w:val="clear"/>
+            <w:shd w:fill="FFFFFF" w:val="clear"/>
             <w:tcMar>
               <w:top w:type="dxa" w:w="80"/>
               <w:left w:type="dxa" w:w="160"/>
@@ -4251,7 +4176,7 @@
               <w:bottom w:val="single" w:color="B0C8E0" w:sz="4"/>
               <w:right w:val="single" w:color="B0C8E0" w:sz="4"/>
             </w:tcBorders>
-            <w:shd w:fill="EAF1F8" w:val="clear"/>
+            <w:shd w:fill="FFFFFF" w:val="clear"/>
             <w:tcMar>
               <w:top w:type="dxa" w:w="80"/>
               <w:left w:type="dxa" w:w="160"/>
@@ -4315,7 +4240,7 @@
               <w:bottom w:val="single" w:color="B0C8E0" w:sz="4"/>
               <w:right w:val="single" w:color="B0C8E0" w:sz="4"/>
             </w:tcBorders>
-            <w:shd w:fill="EAF1F8" w:val="clear"/>
+            <w:shd w:fill="FFFFFF" w:val="clear"/>
             <w:tcMar>
               <w:top w:type="dxa" w:w="80"/>
               <w:left w:type="dxa" w:w="160"/>
@@ -4379,7 +4304,7 @@
               <w:bottom w:val="single" w:color="B0C8E0" w:sz="4"/>
               <w:right w:val="single" w:color="B0C8E0" w:sz="4"/>
             </w:tcBorders>
-            <w:shd w:fill="EAF1F8" w:val="clear"/>
+            <w:shd w:fill="FFFFFF" w:val="clear"/>
             <w:tcMar>
               <w:top w:type="dxa" w:w="80"/>
               <w:left w:type="dxa" w:w="160"/>
@@ -4443,7 +4368,7 @@
               <w:bottom w:val="single" w:color="B0C8E0" w:sz="4"/>
               <w:right w:val="single" w:color="B0C8E0" w:sz="4"/>
             </w:tcBorders>
-            <w:shd w:fill="EAF1F8" w:val="clear"/>
+            <w:shd w:fill="FFFFFF" w:val="clear"/>
             <w:tcMar>
               <w:top w:type="dxa" w:w="80"/>
               <w:left w:type="dxa" w:w="160"/>
@@ -4536,10 +4461,7 @@
     </w:p>
     <w:p>
       <w:pPr>
-        <w:pBdr>
-          <w:bottom w:val="single" w:color="C8714A" w:sz="8"/>
-        </w:pBdr>
-        <w:shd w:fill="1A3A5C" w:val="clear"/>
+        <w:shd w:fill="FFFFFF" w:val="clear"/>
         <w:spacing w:after="200" w:before="440"/>
         <w:jc w:val="center"/>
       </w:pPr>
@@ -4548,7 +4470,7 @@
           <w:rFonts w:ascii="맑은 고딕" w:cs="맑은 고딕" w:eastAsia="맑은 고딕" w:hAnsi="맑은 고딕"/>
           <w:b/>
           <w:bCs/>
-          <w:color w:val="FFFFFF"/>
+          <w:color w:val="1A1A1A"/>
           <w:sz w:val="27"/>
           <w:szCs w:val="27"/>
         </w:rPr>
@@ -4580,9 +4502,6 @@
     </w:p>
     <w:p>
       <w:pPr>
-        <w:pBdr>
-          <w:left w:val="single" w:color="C8714A" w:sz="12"/>
-        </w:pBdr>
         <w:spacing w:after="60" w:before="260"/>
         <w:ind w:left="180"/>
       </w:pPr>
@@ -4630,9 +4549,6 @@
     </w:p>
     <w:p>
       <w:pPr>
-        <w:pBdr>
-          <w:left w:val="single" w:color="C8714A" w:sz="12"/>
-        </w:pBdr>
         <w:spacing w:after="60" w:before="260"/>
         <w:ind w:left="180"/>
       </w:pPr>
@@ -4712,10 +4628,7 @@
     </w:p>
     <w:p>
       <w:pPr>
-        <w:pBdr>
-          <w:bottom w:val="single" w:color="C8714A" w:sz="8"/>
-        </w:pBdr>
-        <w:shd w:fill="1A3A5C" w:val="clear"/>
+        <w:shd w:fill="FFFFFF" w:val="clear"/>
         <w:spacing w:after="200" w:before="440"/>
         <w:jc w:val="center"/>
       </w:pPr>
@@ -4724,7 +4637,7 @@
           <w:rFonts w:ascii="맑은 고딕" w:cs="맑은 고딕" w:eastAsia="맑은 고딕" w:hAnsi="맑은 고딕"/>
           <w:b/>
           <w:bCs/>
-          <w:color w:val="FFFFFF"/>
+          <w:color w:val="1A1A1A"/>
           <w:sz w:val="27"/>
           <w:szCs w:val="27"/>
         </w:rPr>
@@ -4756,9 +4669,6 @@
     </w:p>
     <w:p>
       <w:pPr>
-        <w:pBdr>
-          <w:left w:val="single" w:color="C8714A" w:sz="12"/>
-        </w:pBdr>
         <w:spacing w:after="60" w:before="260"/>
         <w:ind w:left="180"/>
       </w:pPr>
@@ -4886,10 +4796,7 @@
     </w:p>
     <w:p>
       <w:pPr>
-        <w:pBdr>
-          <w:bottom w:val="single" w:color="C8714A" w:sz="8"/>
-        </w:pBdr>
-        <w:shd w:fill="1A3A5C" w:val="clear"/>
+        <w:shd w:fill="FFFFFF" w:val="clear"/>
         <w:spacing w:after="200" w:before="440"/>
         <w:jc w:val="center"/>
       </w:pPr>
@@ -4898,7 +4805,7 @@
           <w:rFonts w:ascii="맑은 고딕" w:cs="맑은 고딕" w:eastAsia="맑은 고딕" w:hAnsi="맑은 고딕"/>
           <w:b/>
           <w:bCs/>
-          <w:color w:val="FFFFFF"/>
+          <w:color w:val="1A1A1A"/>
           <w:sz w:val="27"/>
           <w:szCs w:val="27"/>
         </w:rPr>
@@ -4930,9 +4837,6 @@
     </w:p>
     <w:p>
       <w:pPr>
-        <w:pBdr>
-          <w:left w:val="single" w:color="C8714A" w:sz="12"/>
-        </w:pBdr>
         <w:spacing w:after="60" w:before="260"/>
         <w:ind w:left="180"/>
       </w:pPr>
@@ -4990,7 +4894,7 @@
               <w:bottom w:val="single" w:color="B0C8E0" w:sz="4"/>
               <w:right w:val="single" w:color="B0C8E0" w:sz="4"/>
             </w:tcBorders>
-            <w:shd w:fill="1A3A5C" w:val="clear"/>
+            <w:shd w:fill="FFFFFF" w:val="clear"/>
             <w:tcMar>
               <w:top w:type="dxa" w:w="80"/>
               <w:left w:type="dxa" w:w="100"/>
@@ -5007,7 +4911,7 @@
                 <w:rFonts w:ascii="맑은 고딕" w:cs="맑은 고딕" w:eastAsia="맑은 고딕" w:hAnsi="맑은 고딕"/>
                 <w:b/>
                 <w:bCs/>
-                <w:color w:val="FFFFFF"/>
+                <w:color w:val="1A1A1A"/>
                 <w:sz w:val="17"/>
                 <w:szCs w:val="17"/>
               </w:rPr>
@@ -5024,7 +4928,7 @@
               <w:bottom w:val="single" w:color="B0C8E0" w:sz="4"/>
               <w:right w:val="single" w:color="B0C8E0" w:sz="4"/>
             </w:tcBorders>
-            <w:shd w:fill="1A3A5C" w:val="clear"/>
+            <w:shd w:fill="FFFFFF" w:val="clear"/>
             <w:tcMar>
               <w:top w:type="dxa" w:w="80"/>
               <w:left w:type="dxa" w:w="100"/>
@@ -5041,7 +4945,7 @@
                 <w:rFonts w:ascii="맑은 고딕" w:cs="맑은 고딕" w:eastAsia="맑은 고딕" w:hAnsi="맑은 고딕"/>
                 <w:b/>
                 <w:bCs/>
-                <w:color w:val="FFFFFF"/>
+                <w:color w:val="1A1A1A"/>
                 <w:sz w:val="17"/>
                 <w:szCs w:val="17"/>
               </w:rPr>
@@ -5058,7 +4962,7 @@
               <w:bottom w:val="single" w:color="B0C8E0" w:sz="4"/>
               <w:right w:val="single" w:color="B0C8E0" w:sz="4"/>
             </w:tcBorders>
-            <w:shd w:fill="1A3A5C" w:val="clear"/>
+            <w:shd w:fill="FFFFFF" w:val="clear"/>
             <w:tcMar>
               <w:top w:type="dxa" w:w="80"/>
               <w:left w:type="dxa" w:w="100"/>
@@ -5075,7 +4979,7 @@
                 <w:rFonts w:ascii="맑은 고딕" w:cs="맑은 고딕" w:eastAsia="맑은 고딕" w:hAnsi="맑은 고딕"/>
                 <w:b/>
                 <w:bCs/>
-                <w:color w:val="FFFFFF"/>
+                <w:color w:val="1A1A1A"/>
                 <w:sz w:val="17"/>
                 <w:szCs w:val="17"/>
               </w:rPr>
@@ -5092,7 +4996,7 @@
               <w:bottom w:val="single" w:color="B0C8E0" w:sz="4"/>
               <w:right w:val="single" w:color="B0C8E0" w:sz="4"/>
             </w:tcBorders>
-            <w:shd w:fill="1A3A5C" w:val="clear"/>
+            <w:shd w:fill="FFFFFF" w:val="clear"/>
             <w:tcMar>
               <w:top w:type="dxa" w:w="80"/>
               <w:left w:type="dxa" w:w="100"/>
@@ -5109,7 +5013,7 @@
                 <w:rFonts w:ascii="맑은 고딕" w:cs="맑은 고딕" w:eastAsia="맑은 고딕" w:hAnsi="맑은 고딕"/>
                 <w:b/>
                 <w:bCs/>
-                <w:color w:val="FFFFFF"/>
+                <w:color w:val="1A1A1A"/>
                 <w:sz w:val="17"/>
                 <w:szCs w:val="17"/>
               </w:rPr>
@@ -5128,7 +5032,7 @@
               <w:bottom w:val="single" w:color="B0C8E0" w:sz="4"/>
               <w:right w:val="single" w:color="B0C8E0" w:sz="4"/>
             </w:tcBorders>
-            <w:shd w:fill="EAF1F8" w:val="clear"/>
+            <w:shd w:fill="FFFFFF" w:val="clear"/>
             <w:tcMar>
               <w:top w:type="dxa" w:w="70"/>
               <w:left w:type="dxa" w:w="100"/>
@@ -5162,7 +5066,7 @@
               <w:bottom w:val="single" w:color="B0C8E0" w:sz="4"/>
               <w:right w:val="single" w:color="B0C8E0" w:sz="4"/>
             </w:tcBorders>
-            <w:shd w:fill="EAF1F8" w:val="clear"/>
+            <w:shd w:fill="FFFFFF" w:val="clear"/>
             <w:tcMar>
               <w:top w:type="dxa" w:w="70"/>
               <w:left w:type="dxa" w:w="100"/>
@@ -5196,7 +5100,7 @@
               <w:bottom w:val="single" w:color="B0C8E0" w:sz="4"/>
               <w:right w:val="single" w:color="B0C8E0" w:sz="4"/>
             </w:tcBorders>
-            <w:shd w:fill="EAF1F8" w:val="clear"/>
+            <w:shd w:fill="FFFFFF" w:val="clear"/>
             <w:tcMar>
               <w:top w:type="dxa" w:w="70"/>
               <w:left w:type="dxa" w:w="100"/>
@@ -5230,7 +5134,7 @@
               <w:bottom w:val="single" w:color="B0C8E0" w:sz="4"/>
               <w:right w:val="single" w:color="B0C8E0" w:sz="4"/>
             </w:tcBorders>
-            <w:shd w:fill="EAF1F8" w:val="clear"/>
+            <w:shd w:fill="FFFFFF" w:val="clear"/>
             <w:tcMar>
               <w:top w:type="dxa" w:w="70"/>
               <w:left w:type="dxa" w:w="100"/>
@@ -5404,7 +5308,7 @@
               <w:bottom w:val="single" w:color="B0C8E0" w:sz="4"/>
               <w:right w:val="single" w:color="B0C8E0" w:sz="4"/>
             </w:tcBorders>
-            <w:shd w:fill="EAF1F8" w:val="clear"/>
+            <w:shd w:fill="FFFFFF" w:val="clear"/>
             <w:tcMar>
               <w:top w:type="dxa" w:w="70"/>
               <w:left w:type="dxa" w:w="100"/>
@@ -5438,7 +5342,7 @@
               <w:bottom w:val="single" w:color="B0C8E0" w:sz="4"/>
               <w:right w:val="single" w:color="B0C8E0" w:sz="4"/>
             </w:tcBorders>
-            <w:shd w:fill="EAF1F8" w:val="clear"/>
+            <w:shd w:fill="FFFFFF" w:val="clear"/>
             <w:tcMar>
               <w:top w:type="dxa" w:w="70"/>
               <w:left w:type="dxa" w:w="100"/>
@@ -5472,7 +5376,7 @@
               <w:bottom w:val="single" w:color="B0C8E0" w:sz="4"/>
               <w:right w:val="single" w:color="B0C8E0" w:sz="4"/>
             </w:tcBorders>
-            <w:shd w:fill="EAF1F8" w:val="clear"/>
+            <w:shd w:fill="FFFFFF" w:val="clear"/>
             <w:tcMar>
               <w:top w:type="dxa" w:w="70"/>
               <w:left w:type="dxa" w:w="100"/>
@@ -5506,7 +5410,7 @@
               <w:bottom w:val="single" w:color="B0C8E0" w:sz="4"/>
               <w:right w:val="single" w:color="B0C8E0" w:sz="4"/>
             </w:tcBorders>
-            <w:shd w:fill="EAF1F8" w:val="clear"/>
+            <w:shd w:fill="FFFFFF" w:val="clear"/>
             <w:tcMar>
               <w:top w:type="dxa" w:w="70"/>
               <w:left w:type="dxa" w:w="100"/>
@@ -5687,9 +5591,6 @@
     </w:p>
     <w:p>
       <w:pPr>
-        <w:pBdr>
-          <w:left w:val="single" w:color="C8714A" w:sz="12"/>
-        </w:pBdr>
         <w:spacing w:after="60" w:before="260"/>
         <w:ind w:left="180"/>
       </w:pPr>
@@ -5785,9 +5686,6 @@
     </w:p>
     <w:p>
       <w:pPr>
-        <w:pBdr>
-          <w:left w:val="single" w:color="C8714A" w:sz="12"/>
-        </w:pBdr>
         <w:spacing w:after="60" w:before="260"/>
         <w:ind w:left="180"/>
       </w:pPr>
@@ -5947,10 +5845,7 @@
     </w:p>
     <w:p>
       <w:pPr>
-        <w:pBdr>
-          <w:bottom w:val="single" w:color="C8714A" w:sz="8"/>
-        </w:pBdr>
-        <w:shd w:fill="1A3A5C" w:val="clear"/>
+        <w:shd w:fill="FFFFFF" w:val="clear"/>
         <w:spacing w:after="200" w:before="440"/>
         <w:jc w:val="center"/>
       </w:pPr>
@@ -5959,7 +5854,7 @@
           <w:rFonts w:ascii="맑은 고딕" w:cs="맑은 고딕" w:eastAsia="맑은 고딕" w:hAnsi="맑은 고딕"/>
           <w:b/>
           <w:bCs/>
-          <w:color w:val="FFFFFF"/>
+          <w:color w:val="1A1A1A"/>
           <w:sz w:val="27"/>
           <w:szCs w:val="27"/>
         </w:rPr>
@@ -5991,9 +5886,6 @@
     </w:p>
     <w:p>
       <w:pPr>
-        <w:pBdr>
-          <w:left w:val="single" w:color="C8714A" w:sz="12"/>
-        </w:pBdr>
         <w:spacing w:after="60" w:before="260"/>
         <w:ind w:left="180"/>
       </w:pPr>
@@ -6051,7 +5943,7 @@
               <w:bottom w:val="single" w:color="B0C8E0" w:sz="4"/>
               <w:right w:val="single" w:color="B0C8E0" w:sz="4"/>
             </w:tcBorders>
-            <w:shd w:fill="1A3A5C" w:val="clear"/>
+            <w:shd w:fill="FFFFFF" w:val="clear"/>
             <w:tcMar>
               <w:top w:type="dxa" w:w="80"/>
               <w:left w:type="dxa" w:w="100"/>
@@ -6068,7 +5960,7 @@
                 <w:rFonts w:ascii="맑은 고딕" w:cs="맑은 고딕" w:eastAsia="맑은 고딕" w:hAnsi="맑은 고딕"/>
                 <w:b/>
                 <w:bCs/>
-                <w:color w:val="FFFFFF"/>
+                <w:color w:val="1A1A1A"/>
                 <w:sz w:val="17"/>
                 <w:szCs w:val="17"/>
               </w:rPr>
@@ -6085,7 +5977,7 @@
               <w:bottom w:val="single" w:color="B0C8E0" w:sz="4"/>
               <w:right w:val="single" w:color="B0C8E0" w:sz="4"/>
             </w:tcBorders>
-            <w:shd w:fill="1A3A5C" w:val="clear"/>
+            <w:shd w:fill="FFFFFF" w:val="clear"/>
             <w:tcMar>
               <w:top w:type="dxa" w:w="80"/>
               <w:left w:type="dxa" w:w="100"/>
@@ -6102,7 +5994,7 @@
                 <w:rFonts w:ascii="맑은 고딕" w:cs="맑은 고딕" w:eastAsia="맑은 고딕" w:hAnsi="맑은 고딕"/>
                 <w:b/>
                 <w:bCs/>
-                <w:color w:val="FFFFFF"/>
+                <w:color w:val="1A1A1A"/>
                 <w:sz w:val="17"/>
                 <w:szCs w:val="17"/>
               </w:rPr>
@@ -6119,7 +6011,7 @@
               <w:bottom w:val="single" w:color="B0C8E0" w:sz="4"/>
               <w:right w:val="single" w:color="B0C8E0" w:sz="4"/>
             </w:tcBorders>
-            <w:shd w:fill="1A3A5C" w:val="clear"/>
+            <w:shd w:fill="FFFFFF" w:val="clear"/>
             <w:tcMar>
               <w:top w:type="dxa" w:w="80"/>
               <w:left w:type="dxa" w:w="100"/>
@@ -6136,7 +6028,7 @@
                 <w:rFonts w:ascii="맑은 고딕" w:cs="맑은 고딕" w:eastAsia="맑은 고딕" w:hAnsi="맑은 고딕"/>
                 <w:b/>
                 <w:bCs/>
-                <w:color w:val="FFFFFF"/>
+                <w:color w:val="1A1A1A"/>
                 <w:sz w:val="17"/>
                 <w:szCs w:val="17"/>
               </w:rPr>
@@ -6153,7 +6045,7 @@
               <w:bottom w:val="single" w:color="B0C8E0" w:sz="4"/>
               <w:right w:val="single" w:color="B0C8E0" w:sz="4"/>
             </w:tcBorders>
-            <w:shd w:fill="1A3A5C" w:val="clear"/>
+            <w:shd w:fill="FFFFFF" w:val="clear"/>
             <w:tcMar>
               <w:top w:type="dxa" w:w="80"/>
               <w:left w:type="dxa" w:w="100"/>
@@ -6170,7 +6062,7 @@
                 <w:rFonts w:ascii="맑은 고딕" w:cs="맑은 고딕" w:eastAsia="맑은 고딕" w:hAnsi="맑은 고딕"/>
                 <w:b/>
                 <w:bCs/>
-                <w:color w:val="FFFFFF"/>
+                <w:color w:val="1A1A1A"/>
                 <w:sz w:val="17"/>
                 <w:szCs w:val="17"/>
               </w:rPr>
@@ -6189,7 +6081,7 @@
               <w:bottom w:val="single" w:color="B0C8E0" w:sz="4"/>
               <w:right w:val="single" w:color="B0C8E0" w:sz="4"/>
             </w:tcBorders>
-            <w:shd w:fill="EAF1F8" w:val="clear"/>
+            <w:shd w:fill="FFFFFF" w:val="clear"/>
             <w:tcMar>
               <w:top w:type="dxa" w:w="70"/>
               <w:left w:type="dxa" w:w="100"/>
@@ -6223,7 +6115,7 @@
               <w:bottom w:val="single" w:color="B0C8E0" w:sz="4"/>
               <w:right w:val="single" w:color="B0C8E0" w:sz="4"/>
             </w:tcBorders>
-            <w:shd w:fill="EAF1F8" w:val="clear"/>
+            <w:shd w:fill="FFFFFF" w:val="clear"/>
             <w:tcMar>
               <w:top w:type="dxa" w:w="70"/>
               <w:left w:type="dxa" w:w="100"/>
@@ -6257,7 +6149,7 @@
               <w:bottom w:val="single" w:color="B0C8E0" w:sz="4"/>
               <w:right w:val="single" w:color="B0C8E0" w:sz="4"/>
             </w:tcBorders>
-            <w:shd w:fill="EAF1F8" w:val="clear"/>
+            <w:shd w:fill="FFFFFF" w:val="clear"/>
             <w:tcMar>
               <w:top w:type="dxa" w:w="70"/>
               <w:left w:type="dxa" w:w="100"/>
@@ -6291,7 +6183,7 @@
               <w:bottom w:val="single" w:color="B0C8E0" w:sz="4"/>
               <w:right w:val="single" w:color="B0C8E0" w:sz="4"/>
             </w:tcBorders>
-            <w:shd w:fill="EAF1F8" w:val="clear"/>
+            <w:shd w:fill="FFFFFF" w:val="clear"/>
             <w:tcMar>
               <w:top w:type="dxa" w:w="70"/>
               <w:left w:type="dxa" w:w="100"/>
@@ -6465,7 +6357,7 @@
               <w:bottom w:val="single" w:color="B0C8E0" w:sz="4"/>
               <w:right w:val="single" w:color="B0C8E0" w:sz="4"/>
             </w:tcBorders>
-            <w:shd w:fill="EAF1F8" w:val="clear"/>
+            <w:shd w:fill="FFFFFF" w:val="clear"/>
             <w:tcMar>
               <w:top w:type="dxa" w:w="70"/>
               <w:left w:type="dxa" w:w="100"/>
@@ -6499,7 +6391,7 @@
               <w:bottom w:val="single" w:color="B0C8E0" w:sz="4"/>
               <w:right w:val="single" w:color="B0C8E0" w:sz="4"/>
             </w:tcBorders>
-            <w:shd w:fill="EAF1F8" w:val="clear"/>
+            <w:shd w:fill="FFFFFF" w:val="clear"/>
             <w:tcMar>
               <w:top w:type="dxa" w:w="70"/>
               <w:left w:type="dxa" w:w="100"/>
@@ -6533,7 +6425,7 @@
               <w:bottom w:val="single" w:color="B0C8E0" w:sz="4"/>
               <w:right w:val="single" w:color="B0C8E0" w:sz="4"/>
             </w:tcBorders>
-            <w:shd w:fill="EAF1F8" w:val="clear"/>
+            <w:shd w:fill="FFFFFF" w:val="clear"/>
             <w:tcMar>
               <w:top w:type="dxa" w:w="70"/>
               <w:left w:type="dxa" w:w="100"/>
@@ -6567,7 +6459,7 @@
               <w:bottom w:val="single" w:color="B0C8E0" w:sz="4"/>
               <w:right w:val="single" w:color="B0C8E0" w:sz="4"/>
             </w:tcBorders>
-            <w:shd w:fill="EAF1F8" w:val="clear"/>
+            <w:shd w:fill="FFFFFF" w:val="clear"/>
             <w:tcMar>
               <w:top w:type="dxa" w:w="70"/>
               <w:left w:type="dxa" w:w="100"/>
@@ -6741,7 +6633,7 @@
               <w:bottom w:val="single" w:color="B0C8E0" w:sz="4"/>
               <w:right w:val="single" w:color="B0C8E0" w:sz="4"/>
             </w:tcBorders>
-            <w:shd w:fill="EAF1F8" w:val="clear"/>
+            <w:shd w:fill="FFFFFF" w:val="clear"/>
             <w:tcMar>
               <w:top w:type="dxa" w:w="70"/>
               <w:left w:type="dxa" w:w="100"/>
@@ -6775,7 +6667,7 @@
               <w:bottom w:val="single" w:color="B0C8E0" w:sz="4"/>
               <w:right w:val="single" w:color="B0C8E0" w:sz="4"/>
             </w:tcBorders>
-            <w:shd w:fill="EAF1F8" w:val="clear"/>
+            <w:shd w:fill="FFFFFF" w:val="clear"/>
             <w:tcMar>
               <w:top w:type="dxa" w:w="70"/>
               <w:left w:type="dxa" w:w="100"/>
@@ -6809,7 +6701,7 @@
               <w:bottom w:val="single" w:color="B0C8E0" w:sz="4"/>
               <w:right w:val="single" w:color="B0C8E0" w:sz="4"/>
             </w:tcBorders>
-            <w:shd w:fill="EAF1F8" w:val="clear"/>
+            <w:shd w:fill="FFFFFF" w:val="clear"/>
             <w:tcMar>
               <w:top w:type="dxa" w:w="70"/>
               <w:left w:type="dxa" w:w="100"/>
@@ -6843,7 +6735,7 @@
               <w:bottom w:val="single" w:color="B0C8E0" w:sz="4"/>
               <w:right w:val="single" w:color="B0C8E0" w:sz="4"/>
             </w:tcBorders>
-            <w:shd w:fill="EAF1F8" w:val="clear"/>
+            <w:shd w:fill="FFFFFF" w:val="clear"/>
             <w:tcMar>
               <w:top w:type="dxa" w:w="70"/>
               <w:left w:type="dxa" w:w="100"/>
@@ -7017,7 +6909,7 @@
               <w:bottom w:val="single" w:color="B0C8E0" w:sz="4"/>
               <w:right w:val="single" w:color="B0C8E0" w:sz="4"/>
             </w:tcBorders>
-            <w:shd w:fill="EAF1F8" w:val="clear"/>
+            <w:shd w:fill="FFFFFF" w:val="clear"/>
             <w:tcMar>
               <w:top w:type="dxa" w:w="70"/>
               <w:left w:type="dxa" w:w="100"/>
@@ -7051,7 +6943,7 @@
               <w:bottom w:val="single" w:color="B0C8E0" w:sz="4"/>
               <w:right w:val="single" w:color="B0C8E0" w:sz="4"/>
             </w:tcBorders>
-            <w:shd w:fill="EAF1F8" w:val="clear"/>
+            <w:shd w:fill="FFFFFF" w:val="clear"/>
             <w:tcMar>
               <w:top w:type="dxa" w:w="70"/>
               <w:left w:type="dxa" w:w="100"/>
@@ -7085,7 +6977,7 @@
               <w:bottom w:val="single" w:color="B0C8E0" w:sz="4"/>
               <w:right w:val="single" w:color="B0C8E0" w:sz="4"/>
             </w:tcBorders>
-            <w:shd w:fill="EAF1F8" w:val="clear"/>
+            <w:shd w:fill="FFFFFF" w:val="clear"/>
             <w:tcMar>
               <w:top w:type="dxa" w:w="70"/>
               <w:left w:type="dxa" w:w="100"/>
@@ -7119,7 +7011,7 @@
               <w:bottom w:val="single" w:color="B0C8E0" w:sz="4"/>
               <w:right w:val="single" w:color="B0C8E0" w:sz="4"/>
             </w:tcBorders>
-            <w:shd w:fill="EAF1F8" w:val="clear"/>
+            <w:shd w:fill="FFFFFF" w:val="clear"/>
             <w:tcMar>
               <w:top w:type="dxa" w:w="70"/>
               <w:left w:type="dxa" w:w="100"/>
@@ -7162,9 +7054,6 @@
     </w:p>
     <w:p>
       <w:pPr>
-        <w:pBdr>
-          <w:left w:val="single" w:color="C8714A" w:sz="12"/>
-        </w:pBdr>
         <w:spacing w:after="60" w:before="260"/>
         <w:ind w:left="180"/>
       </w:pPr>
@@ -7244,9 +7133,6 @@
     </w:p>
     <w:p>
       <w:pPr>
-        <w:pBdr>
-          <w:left w:val="single" w:color="C8714A" w:sz="12"/>
-        </w:pBdr>
         <w:spacing w:after="60" w:before="260"/>
         <w:ind w:left="180"/>
       </w:pPr>
@@ -7326,9 +7212,6 @@
     </w:p>
     <w:p>
       <w:pPr>
-        <w:pBdr>
-          <w:left w:val="single" w:color="C8714A" w:sz="12"/>
-        </w:pBdr>
         <w:spacing w:after="60" w:before="260"/>
         <w:ind w:left="180"/>
       </w:pPr>
@@ -7362,12 +7245,12 @@
       <w:tblPr>
         <w:tblW w:type="dxa" w:w="9070"/>
         <w:tblBorders>
-          <w:top w:val="single" w:color="auto" w:sz="4"/>
-          <w:left w:val="single" w:color="auto" w:sz="4"/>
-          <w:bottom w:val="single" w:color="auto" w:sz="4"/>
-          <w:right w:val="single" w:color="auto" w:sz="4"/>
-          <w:insideH w:val="single" w:color="auto" w:sz="4"/>
-          <w:insideV w:val="single" w:color="auto" w:sz="4"/>
+          <w:top w:val="nil"/>
+          <w:left w:val="nil"/>
+          <w:bottom w:val="nil"/>
+          <w:right w:val="nil"/>
+          <w:insideH w:val="nil"/>
+          <w:insideV w:val="nil"/>
         </w:tblBorders>
       </w:tblPr>
       <w:tblGrid>
@@ -7377,13 +7260,7 @@
         <w:tc>
           <w:tcPr>
             <w:tcW w:type="dxa" w:w="9070"/>
-            <w:tcBorders>
-              <w:top w:val="single" w:color="1A3A5C" w:sz="10"/>
-              <w:left w:val="single" w:color="1A3A5C" w:sz="6"/>
-              <w:bottom w:val="single" w:color="1A3A5C" w:sz="10"/>
-              <w:right w:val="none" w:color="FFFFFF" w:sz="0"/>
-            </w:tcBorders>
-            <w:shd w:fill="EAF1F8" w:val="clear"/>
+            <w:shd w:fill="FFFFFF" w:val="clear"/>
             <w:tcMar>
               <w:top w:type="dxa" w:w="140"/>
               <w:left w:type="dxa" w:w="260"/>
@@ -7578,12 +7455,12 @@
       <w:tblPr>
         <w:tblW w:type="dxa" w:w="9070"/>
         <w:tblBorders>
-          <w:top w:val="single" w:color="auto" w:sz="4"/>
-          <w:left w:val="single" w:color="auto" w:sz="4"/>
-          <w:bottom w:val="single" w:color="auto" w:sz="4"/>
-          <w:right w:val="single" w:color="auto" w:sz="4"/>
-          <w:insideH w:val="single" w:color="auto" w:sz="4"/>
-          <w:insideV w:val="single" w:color="auto" w:sz="4"/>
+          <w:top w:val="nil"/>
+          <w:left w:val="nil"/>
+          <w:bottom w:val="nil"/>
+          <w:right w:val="nil"/>
+          <w:insideH w:val="nil"/>
+          <w:insideV w:val="nil"/>
         </w:tblBorders>
       </w:tblPr>
       <w:tblGrid>
@@ -7593,13 +7470,7 @@
         <w:tc>
           <w:tcPr>
             <w:tcW w:type="dxa" w:w="9070"/>
-            <w:tcBorders>
-              <w:top w:val="single" w:color="B0C8E0" w:sz="4"/>
-              <w:left w:val="single" w:color="B0C8E0" w:sz="4"/>
-              <w:bottom w:val="single" w:color="B0C8E0" w:sz="4"/>
-              <w:right w:val="single" w:color="B0C8E0" w:sz="4"/>
-            </w:tcBorders>
-            <w:shd w:fill="EAF1F8" w:val="clear"/>
+            <w:shd w:fill="FFFFFF" w:val="clear"/>
             <w:tcMar>
               <w:top w:type="dxa" w:w="180"/>
               <w:left w:type="dxa" w:w="300"/>
@@ -7695,9 +7566,6 @@
     </w:p>
     <w:p>
       <w:pPr>
-        <w:pBdr>
-          <w:bottom w:val="single" w:color="C8714A" w:sz="6"/>
-        </w:pBdr>
         <w:spacing w:after="80" w:before="0"/>
         <w:jc w:val="center"/>
       </w:pPr>
@@ -7800,7 +7668,7 @@
               <w:bottom w:val="single" w:color="B0C8E0" w:sz="4"/>
               <w:right w:val="single" w:color="B0C8E0" w:sz="4"/>
             </w:tcBorders>
-            <w:shd w:fill="EAF1F8" w:val="clear"/>
+            <w:shd w:fill="FFFFFF" w:val="clear"/>
             <w:tcMar>
               <w:top w:type="dxa" w:w="80"/>
               <w:left w:type="dxa" w:w="160"/>
@@ -7864,7 +7732,7 @@
               <w:bottom w:val="single" w:color="B0C8E0" w:sz="4"/>
               <w:right w:val="single" w:color="B0C8E0" w:sz="4"/>
             </w:tcBorders>
-            <w:shd w:fill="EAF1F8" w:val="clear"/>
+            <w:shd w:fill="FFFFFF" w:val="clear"/>
             <w:tcMar>
               <w:top w:type="dxa" w:w="80"/>
               <w:left w:type="dxa" w:w="160"/>
@@ -7928,7 +7796,7 @@
               <w:bottom w:val="single" w:color="B0C8E0" w:sz="4"/>
               <w:right w:val="single" w:color="B0C8E0" w:sz="4"/>
             </w:tcBorders>
-            <w:shd w:fill="EAF1F8" w:val="clear"/>
+            <w:shd w:fill="FFFFFF" w:val="clear"/>
             <w:tcMar>
               <w:top w:type="dxa" w:w="80"/>
               <w:left w:type="dxa" w:w="160"/>
@@ -7992,7 +7860,7 @@
               <w:bottom w:val="single" w:color="B0C8E0" w:sz="4"/>
               <w:right w:val="single" w:color="B0C8E0" w:sz="4"/>
             </w:tcBorders>
-            <w:shd w:fill="EAF1F8" w:val="clear"/>
+            <w:shd w:fill="FFFFFF" w:val="clear"/>
             <w:tcMar>
               <w:top w:type="dxa" w:w="80"/>
               <w:left w:type="dxa" w:w="160"/>
@@ -8056,7 +7924,7 @@
               <w:bottom w:val="single" w:color="B0C8E0" w:sz="4"/>
               <w:right w:val="single" w:color="B0C8E0" w:sz="4"/>
             </w:tcBorders>
-            <w:shd w:fill="EAF1F8" w:val="clear"/>
+            <w:shd w:fill="FFFFFF" w:val="clear"/>
             <w:tcMar>
               <w:top w:type="dxa" w:w="80"/>
               <w:left w:type="dxa" w:w="160"/>
@@ -8149,10 +8017,7 @@
     </w:p>
     <w:p>
       <w:pPr>
-        <w:pBdr>
-          <w:bottom w:val="single" w:color="C8714A" w:sz="8"/>
-        </w:pBdr>
-        <w:shd w:fill="1A3A5C" w:val="clear"/>
+        <w:shd w:fill="FFFFFF" w:val="clear"/>
         <w:spacing w:after="200" w:before="440"/>
         <w:jc w:val="center"/>
       </w:pPr>
@@ -8161,7 +8026,7 @@
           <w:rFonts w:ascii="맑은 고딕" w:cs="맑은 고딕" w:eastAsia="맑은 고딕" w:hAnsi="맑은 고딕"/>
           <w:b/>
           <w:bCs/>
-          <w:color w:val="FFFFFF"/>
+          <w:color w:val="1A1A1A"/>
           <w:sz w:val="27"/>
           <w:szCs w:val="27"/>
         </w:rPr>
@@ -8193,9 +8058,6 @@
     </w:p>
     <w:p>
       <w:pPr>
-        <w:pBdr>
-          <w:left w:val="single" w:color="C8714A" w:sz="12"/>
-        </w:pBdr>
         <w:spacing w:after="60" w:before="260"/>
         <w:ind w:left="180"/>
       </w:pPr>
@@ -8243,9 +8105,6 @@
     </w:p>
     <w:p>
       <w:pPr>
-        <w:pBdr>
-          <w:left w:val="single" w:color="C8714A" w:sz="12"/>
-        </w:pBdr>
         <w:spacing w:after="60" w:before="260"/>
         <w:ind w:left="180"/>
       </w:pPr>
@@ -8373,9 +8232,6 @@
     </w:p>
     <w:p>
       <w:pPr>
-        <w:pBdr>
-          <w:left w:val="single" w:color="C8714A" w:sz="12"/>
-        </w:pBdr>
         <w:spacing w:after="60" w:before="260"/>
         <w:ind w:left="180"/>
       </w:pPr>
@@ -8455,10 +8311,7 @@
     </w:p>
     <w:p>
       <w:pPr>
-        <w:pBdr>
-          <w:bottom w:val="single" w:color="C8714A" w:sz="8"/>
-        </w:pBdr>
-        <w:shd w:fill="1A3A5C" w:val="clear"/>
+        <w:shd w:fill="FFFFFF" w:val="clear"/>
         <w:spacing w:after="200" w:before="440"/>
         <w:jc w:val="center"/>
       </w:pPr>
@@ -8467,7 +8320,7 @@
           <w:rFonts w:ascii="맑은 고딕" w:cs="맑은 고딕" w:eastAsia="맑은 고딕" w:hAnsi="맑은 고딕"/>
           <w:b/>
           <w:bCs/>
-          <w:color w:val="FFFFFF"/>
+          <w:color w:val="1A1A1A"/>
           <w:sz w:val="27"/>
           <w:szCs w:val="27"/>
         </w:rPr>
@@ -8499,9 +8352,6 @@
     </w:p>
     <w:p>
       <w:pPr>
-        <w:pBdr>
-          <w:left w:val="single" w:color="C8714A" w:sz="12"/>
-        </w:pBdr>
         <w:spacing w:after="60" w:before="260"/>
         <w:ind w:left="180"/>
       </w:pPr>
@@ -8581,9 +8431,6 @@
     </w:p>
     <w:p>
       <w:pPr>
-        <w:pBdr>
-          <w:left w:val="single" w:color="C8714A" w:sz="12"/>
-        </w:pBdr>
         <w:spacing w:after="60" w:before="260"/>
         <w:ind w:left="180"/>
       </w:pPr>
@@ -8663,10 +8510,7 @@
     </w:p>
     <w:p>
       <w:pPr>
-        <w:pBdr>
-          <w:bottom w:val="single" w:color="C8714A" w:sz="8"/>
-        </w:pBdr>
-        <w:shd w:fill="1A3A5C" w:val="clear"/>
+        <w:shd w:fill="FFFFFF" w:val="clear"/>
         <w:spacing w:after="200" w:before="440"/>
         <w:jc w:val="center"/>
       </w:pPr>
@@ -8675,7 +8519,7 @@
           <w:rFonts w:ascii="맑은 고딕" w:cs="맑은 고딕" w:eastAsia="맑은 고딕" w:hAnsi="맑은 고딕"/>
           <w:b/>
           <w:bCs/>
-          <w:color w:val="FFFFFF"/>
+          <w:color w:val="1A1A1A"/>
           <w:sz w:val="27"/>
           <w:szCs w:val="27"/>
         </w:rPr>
@@ -8707,9 +8551,6 @@
     </w:p>
     <w:p>
       <w:pPr>
-        <w:pBdr>
-          <w:left w:val="single" w:color="C8714A" w:sz="12"/>
-        </w:pBdr>
         <w:spacing w:after="60" w:before="260"/>
         <w:ind w:left="180"/>
       </w:pPr>
@@ -8773,9 +8614,6 @@
     </w:p>
     <w:p>
       <w:pPr>
-        <w:pBdr>
-          <w:left w:val="single" w:color="C8714A" w:sz="12"/>
-        </w:pBdr>
         <w:spacing w:after="60" w:before="260"/>
         <w:ind w:left="180"/>
       </w:pPr>
@@ -8833,7 +8671,7 @@
               <w:bottom w:val="single" w:color="B0C8E0" w:sz="4"/>
               <w:right w:val="single" w:color="B0C8E0" w:sz="4"/>
             </w:tcBorders>
-            <w:shd w:fill="1A3A5C" w:val="clear"/>
+            <w:shd w:fill="FFFFFF" w:val="clear"/>
             <w:tcMar>
               <w:top w:type="dxa" w:w="80"/>
               <w:left w:type="dxa" w:w="100"/>
@@ -8850,7 +8688,7 @@
                 <w:rFonts w:ascii="맑은 고딕" w:cs="맑은 고딕" w:eastAsia="맑은 고딕" w:hAnsi="맑은 고딕"/>
                 <w:b/>
                 <w:bCs/>
-                <w:color w:val="FFFFFF"/>
+                <w:color w:val="1A1A1A"/>
                 <w:sz w:val="17"/>
                 <w:szCs w:val="17"/>
               </w:rPr>
@@ -8867,7 +8705,7 @@
               <w:bottom w:val="single" w:color="B0C8E0" w:sz="4"/>
               <w:right w:val="single" w:color="B0C8E0" w:sz="4"/>
             </w:tcBorders>
-            <w:shd w:fill="1A3A5C" w:val="clear"/>
+            <w:shd w:fill="FFFFFF" w:val="clear"/>
             <w:tcMar>
               <w:top w:type="dxa" w:w="80"/>
               <w:left w:type="dxa" w:w="100"/>
@@ -8884,7 +8722,7 @@
                 <w:rFonts w:ascii="맑은 고딕" w:cs="맑은 고딕" w:eastAsia="맑은 고딕" w:hAnsi="맑은 고딕"/>
                 <w:b/>
                 <w:bCs/>
-                <w:color w:val="FFFFFF"/>
+                <w:color w:val="1A1A1A"/>
                 <w:sz w:val="17"/>
                 <w:szCs w:val="17"/>
               </w:rPr>
@@ -8901,7 +8739,7 @@
               <w:bottom w:val="single" w:color="B0C8E0" w:sz="4"/>
               <w:right w:val="single" w:color="B0C8E0" w:sz="4"/>
             </w:tcBorders>
-            <w:shd w:fill="1A3A5C" w:val="clear"/>
+            <w:shd w:fill="FFFFFF" w:val="clear"/>
             <w:tcMar>
               <w:top w:type="dxa" w:w="80"/>
               <w:left w:type="dxa" w:w="100"/>
@@ -8918,7 +8756,7 @@
                 <w:rFonts w:ascii="맑은 고딕" w:cs="맑은 고딕" w:eastAsia="맑은 고딕" w:hAnsi="맑은 고딕"/>
                 <w:b/>
                 <w:bCs/>
-                <w:color w:val="FFFFFF"/>
+                <w:color w:val="1A1A1A"/>
                 <w:sz w:val="17"/>
                 <w:szCs w:val="17"/>
               </w:rPr>
@@ -8935,7 +8773,7 @@
               <w:bottom w:val="single" w:color="B0C8E0" w:sz="4"/>
               <w:right w:val="single" w:color="B0C8E0" w:sz="4"/>
             </w:tcBorders>
-            <w:shd w:fill="1A3A5C" w:val="clear"/>
+            <w:shd w:fill="FFFFFF" w:val="clear"/>
             <w:tcMar>
               <w:top w:type="dxa" w:w="80"/>
               <w:left w:type="dxa" w:w="100"/>
@@ -8952,7 +8790,7 @@
                 <w:rFonts w:ascii="맑은 고딕" w:cs="맑은 고딕" w:eastAsia="맑은 고딕" w:hAnsi="맑은 고딕"/>
                 <w:b/>
                 <w:bCs/>
-                <w:color w:val="FFFFFF"/>
+                <w:color w:val="1A1A1A"/>
                 <w:sz w:val="17"/>
                 <w:szCs w:val="17"/>
               </w:rPr>
@@ -8971,7 +8809,7 @@
               <w:bottom w:val="single" w:color="B0C8E0" w:sz="4"/>
               <w:right w:val="single" w:color="B0C8E0" w:sz="4"/>
             </w:tcBorders>
-            <w:shd w:fill="EAF1F8" w:val="clear"/>
+            <w:shd w:fill="FFFFFF" w:val="clear"/>
             <w:tcMar>
               <w:top w:type="dxa" w:w="70"/>
               <w:left w:type="dxa" w:w="100"/>
@@ -9005,7 +8843,7 @@
               <w:bottom w:val="single" w:color="B0C8E0" w:sz="4"/>
               <w:right w:val="single" w:color="B0C8E0" w:sz="4"/>
             </w:tcBorders>
-            <w:shd w:fill="EAF1F8" w:val="clear"/>
+            <w:shd w:fill="FFFFFF" w:val="clear"/>
             <w:tcMar>
               <w:top w:type="dxa" w:w="70"/>
               <w:left w:type="dxa" w:w="100"/>
@@ -9039,7 +8877,7 @@
               <w:bottom w:val="single" w:color="B0C8E0" w:sz="4"/>
               <w:right w:val="single" w:color="B0C8E0" w:sz="4"/>
             </w:tcBorders>
-            <w:shd w:fill="EAF1F8" w:val="clear"/>
+            <w:shd w:fill="FFFFFF" w:val="clear"/>
             <w:tcMar>
               <w:top w:type="dxa" w:w="70"/>
               <w:left w:type="dxa" w:w="100"/>
@@ -9073,7 +8911,7 @@
               <w:bottom w:val="single" w:color="B0C8E0" w:sz="4"/>
               <w:right w:val="single" w:color="B0C8E0" w:sz="4"/>
             </w:tcBorders>
-            <w:shd w:fill="EAF1F8" w:val="clear"/>
+            <w:shd w:fill="FFFFFF" w:val="clear"/>
             <w:tcMar>
               <w:top w:type="dxa" w:w="70"/>
               <w:left w:type="dxa" w:w="100"/>
@@ -9247,7 +9085,7 @@
               <w:bottom w:val="single" w:color="B0C8E0" w:sz="4"/>
               <w:right w:val="single" w:color="B0C8E0" w:sz="4"/>
             </w:tcBorders>
-            <w:shd w:fill="EAF1F8" w:val="clear"/>
+            <w:shd w:fill="FFFFFF" w:val="clear"/>
             <w:tcMar>
               <w:top w:type="dxa" w:w="70"/>
               <w:left w:type="dxa" w:w="100"/>
@@ -9281,7 +9119,7 @@
               <w:bottom w:val="single" w:color="B0C8E0" w:sz="4"/>
               <w:right w:val="single" w:color="B0C8E0" w:sz="4"/>
             </w:tcBorders>
-            <w:shd w:fill="EAF1F8" w:val="clear"/>
+            <w:shd w:fill="FFFFFF" w:val="clear"/>
             <w:tcMar>
               <w:top w:type="dxa" w:w="70"/>
               <w:left w:type="dxa" w:w="100"/>
@@ -9315,7 +9153,7 @@
               <w:bottom w:val="single" w:color="B0C8E0" w:sz="4"/>
               <w:right w:val="single" w:color="B0C8E0" w:sz="4"/>
             </w:tcBorders>
-            <w:shd w:fill="EAF1F8" w:val="clear"/>
+            <w:shd w:fill="FFFFFF" w:val="clear"/>
             <w:tcMar>
               <w:top w:type="dxa" w:w="70"/>
               <w:left w:type="dxa" w:w="100"/>
@@ -9349,7 +9187,7 @@
               <w:bottom w:val="single" w:color="B0C8E0" w:sz="4"/>
               <w:right w:val="single" w:color="B0C8E0" w:sz="4"/>
             </w:tcBorders>
-            <w:shd w:fill="EAF1F8" w:val="clear"/>
+            <w:shd w:fill="FFFFFF" w:val="clear"/>
             <w:tcMar>
               <w:top w:type="dxa" w:w="70"/>
               <w:left w:type="dxa" w:w="100"/>
@@ -9523,7 +9361,7 @@
               <w:bottom w:val="single" w:color="B0C8E0" w:sz="4"/>
               <w:right w:val="single" w:color="B0C8E0" w:sz="4"/>
             </w:tcBorders>
-            <w:shd w:fill="EAF1F8" w:val="clear"/>
+            <w:shd w:fill="FFFFFF" w:val="clear"/>
             <w:tcMar>
               <w:top w:type="dxa" w:w="70"/>
               <w:left w:type="dxa" w:w="100"/>
@@ -9557,7 +9395,7 @@
               <w:bottom w:val="single" w:color="B0C8E0" w:sz="4"/>
               <w:right w:val="single" w:color="B0C8E0" w:sz="4"/>
             </w:tcBorders>
-            <w:shd w:fill="EAF1F8" w:val="clear"/>
+            <w:shd w:fill="FFFFFF" w:val="clear"/>
             <w:tcMar>
               <w:top w:type="dxa" w:w="70"/>
               <w:left w:type="dxa" w:w="100"/>
@@ -9591,7 +9429,7 @@
               <w:bottom w:val="single" w:color="B0C8E0" w:sz="4"/>
               <w:right w:val="single" w:color="B0C8E0" w:sz="4"/>
             </w:tcBorders>
-            <w:shd w:fill="EAF1F8" w:val="clear"/>
+            <w:shd w:fill="FFFFFF" w:val="clear"/>
             <w:tcMar>
               <w:top w:type="dxa" w:w="70"/>
               <w:left w:type="dxa" w:w="100"/>
@@ -9625,7 +9463,7 @@
               <w:bottom w:val="single" w:color="B0C8E0" w:sz="4"/>
               <w:right w:val="single" w:color="B0C8E0" w:sz="4"/>
             </w:tcBorders>
-            <w:shd w:fill="EAF1F8" w:val="clear"/>
+            <w:shd w:fill="FFFFFF" w:val="clear"/>
             <w:tcMar>
               <w:top w:type="dxa" w:w="70"/>
               <w:left w:type="dxa" w:w="100"/>
@@ -9806,9 +9644,6 @@
     </w:p>
     <w:p>
       <w:pPr>
-        <w:pBdr>
-          <w:left w:val="single" w:color="C8714A" w:sz="12"/>
-        </w:pBdr>
         <w:spacing w:after="60" w:before="260"/>
         <w:ind w:left="180"/>
       </w:pPr>
@@ -9888,9 +9723,6 @@
     </w:p>
     <w:p>
       <w:pPr>
-        <w:pBdr>
-          <w:left w:val="single" w:color="C8714A" w:sz="12"/>
-        </w:pBdr>
         <w:spacing w:after="60" w:before="260"/>
         <w:ind w:left="180"/>
       </w:pPr>
@@ -9924,12 +9756,12 @@
       <w:tblPr>
         <w:tblW w:type="dxa" w:w="9070"/>
         <w:tblBorders>
-          <w:top w:val="single" w:color="auto" w:sz="4"/>
-          <w:left w:val="single" w:color="auto" w:sz="4"/>
-          <w:bottom w:val="single" w:color="auto" w:sz="4"/>
-          <w:right w:val="single" w:color="auto" w:sz="4"/>
-          <w:insideH w:val="single" w:color="auto" w:sz="4"/>
-          <w:insideV w:val="single" w:color="auto" w:sz="4"/>
+          <w:top w:val="nil"/>
+          <w:left w:val="nil"/>
+          <w:bottom w:val="nil"/>
+          <w:right w:val="nil"/>
+          <w:insideH w:val="nil"/>
+          <w:insideV w:val="nil"/>
         </w:tblBorders>
       </w:tblPr>
       <w:tblGrid>
@@ -9939,13 +9771,7 @@
         <w:tc>
           <w:tcPr>
             <w:tcW w:type="dxa" w:w="9070"/>
-            <w:tcBorders>
-              <w:top w:val="single" w:color="A04010" w:sz="10"/>
-              <w:left w:val="single" w:color="A04010" w:sz="6"/>
-              <w:bottom w:val="single" w:color="A04010" w:sz="10"/>
-              <w:right w:val="none" w:color="FFFFFF" w:sz="0"/>
-            </w:tcBorders>
-            <w:shd w:fill="FFF5EE" w:val="clear"/>
+            <w:shd w:fill="FFFFFF" w:val="clear"/>
             <w:tcMar>
               <w:top w:type="dxa" w:w="140"/>
               <w:left w:type="dxa" w:w="260"/>
@@ -10138,10 +9964,7 @@
     </w:p>
     <w:p>
       <w:pPr>
-        <w:pBdr>
-          <w:bottom w:val="single" w:color="C8714A" w:sz="8"/>
-        </w:pBdr>
-        <w:shd w:fill="1A3A5C" w:val="clear"/>
+        <w:shd w:fill="FFFFFF" w:val="clear"/>
         <w:spacing w:after="200" w:before="440"/>
         <w:jc w:val="center"/>
       </w:pPr>
@@ -10150,7 +9973,7 @@
           <w:rFonts w:ascii="맑은 고딕" w:cs="맑은 고딕" w:eastAsia="맑은 고딕" w:hAnsi="맑은 고딕"/>
           <w:b/>
           <w:bCs/>
-          <w:color w:val="FFFFFF"/>
+          <w:color w:val="1A1A1A"/>
           <w:sz w:val="27"/>
           <w:szCs w:val="27"/>
         </w:rPr>
@@ -10182,9 +10005,6 @@
     </w:p>
     <w:p>
       <w:pPr>
-        <w:pBdr>
-          <w:left w:val="single" w:color="C8714A" w:sz="12"/>
-        </w:pBdr>
         <w:spacing w:after="60" w:before="260"/>
         <w:ind w:left="180"/>
       </w:pPr>
@@ -10312,9 +10132,6 @@
     </w:p>
     <w:p>
       <w:pPr>
-        <w:pBdr>
-          <w:left w:val="single" w:color="C8714A" w:sz="12"/>
-        </w:pBdr>
         <w:spacing w:after="60" w:before="260"/>
         <w:ind w:left="180"/>
       </w:pPr>
@@ -10412,12 +10229,12 @@
       <w:tblPr>
         <w:tblW w:type="dxa" w:w="9070"/>
         <w:tblBorders>
-          <w:top w:val="single" w:color="auto" w:sz="4"/>
-          <w:left w:val="single" w:color="auto" w:sz="4"/>
-          <w:bottom w:val="single" w:color="auto" w:sz="4"/>
-          <w:right w:val="single" w:color="auto" w:sz="4"/>
-          <w:insideH w:val="single" w:color="auto" w:sz="4"/>
-          <w:insideV w:val="single" w:color="auto" w:sz="4"/>
+          <w:top w:val="nil"/>
+          <w:left w:val="nil"/>
+          <w:bottom w:val="nil"/>
+          <w:right w:val="nil"/>
+          <w:insideH w:val="nil"/>
+          <w:insideV w:val="nil"/>
         </w:tblBorders>
       </w:tblPr>
       <w:tblGrid>
@@ -10427,13 +10244,7 @@
         <w:tc>
           <w:tcPr>
             <w:tcW w:type="dxa" w:w="9070"/>
-            <w:tcBorders>
-              <w:top w:val="single" w:color="B0C8E0" w:sz="4"/>
-              <w:left w:val="single" w:color="B0C8E0" w:sz="4"/>
-              <w:bottom w:val="single" w:color="B0C8E0" w:sz="4"/>
-              <w:right w:val="single" w:color="B0C8E0" w:sz="4"/>
-            </w:tcBorders>
-            <w:shd w:fill="EAF1F8" w:val="clear"/>
+            <w:shd w:fill="FFFFFF" w:val="clear"/>
             <w:tcMar>
               <w:top w:type="dxa" w:w="180"/>
               <w:left w:type="dxa" w:w="300"/>
@@ -10485,6 +10296,955 @@
                 <w:szCs w:val="19"/>
               </w:rPr>
               <w:t xml:space="preserve">담임목사  박상혁  (인)    친교봉사부장  ___________  (인)</w:t>
+            </w:r>
+          </w:p>
+        </w:tc>
+      </w:tr>
+    </w:tbl>
+    <w:p/>
+    <w:p>
+      <w:r>
+        <w:rPr>
+          <w:rFonts w:ascii="맑은 고딕" w:hAnsi="맑은 고딕" w:eastAsia="맑은 고딕" w:cs="맑은 고딕"/>
+          <w:b/>
+          <w:color w:val="1A3A5C"/>
+          <w:sz w:val="24"/>
+        </w:rPr>
+        <w:t xml:space="preserve">■ 개정 이력  </w:t>
+      </w:r>
+      <w:r>
+        <w:rPr>
+          <w:rFonts w:ascii="맑은 고딕" w:hAnsi="맑은 고딕" w:eastAsia="맑은 고딕" w:cs="맑은 고딕"/>
+          <w:color w:val="9A8E84"/>
+          <w:sz w:val="20"/>
+        </w:rPr>
+        <w:t>Revision History</w:t>
+      </w:r>
+    </w:p>
+    <w:p>
+      <w:r>
+        <w:rPr>
+          <w:rFonts w:ascii="맑은 고딕" w:hAnsi="맑은 고딕" w:eastAsia="맑은 고딕" w:cs="맑은 고딕"/>
+          <w:color w:val="9A8E84"/>
+          <w:sz w:val="17"/>
+        </w:rPr>
+        <w:t>※ 본 매뉴얼은 부서장 검토 후 담임목사 승인으로 개정하며, 개정 시 아래 표에 기록합니다.</w:t>
+      </w:r>
+    </w:p>
+    <w:tbl>
+      <w:tblPr>
+        <w:tblW w:type="auto" w:w="0"/>
+        <w:jc w:val="center"/>
+        <w:tblLayout w:type="fixed"/>
+        <w:tblLook w:firstColumn="1" w:firstRow="1" w:lastColumn="0" w:lastRow="0" w:noHBand="0" w:noVBand="1" w:val="04A0"/>
+      </w:tblPr>
+      <w:tblGrid>
+        <w:gridCol w:w="1814"/>
+        <w:gridCol w:w="1814"/>
+        <w:gridCol w:w="1814"/>
+        <w:gridCol w:w="1814"/>
+        <w:gridCol w:w="1814"/>
+      </w:tblGrid>
+      <w:tr>
+        <w:tc>
+          <w:tcPr>
+            <w:tcW w:type="dxa" w:w="1100"/>
+            <w:tcBorders>
+              <w:top w:val="single" w:sz="4" w:space="0" w:color="B0C8E0"/>
+              <w:left w:val="single" w:sz="4" w:space="0" w:color="B0C8E0"/>
+              <w:bottom w:val="single" w:sz="4" w:space="0" w:color="B0C8E0"/>
+              <w:right w:val="single" w:sz="4" w:space="0" w:color="B0C8E0"/>
+            </w:tcBorders>
+            <w:shd w:val="clear" w:color="auto" w:fill="F2F2F2"/>
+          </w:tcPr>
+          <w:p>
+            <w:pPr>
+              <w:jc w:val="center"/>
+            </w:pPr>
+            <w:r/>
+            <w:r>
+              <w:rPr>
+                <w:rFonts w:ascii="맑은 고딕" w:hAnsi="맑은 고딕" w:eastAsia="맑은 고딕" w:cs="맑은 고딕"/>
+                <w:b/>
+                <w:color w:val="2C2114"/>
+                <w:sz w:val="18"/>
+              </w:rPr>
+              <w:t>차수</w:t>
+            </w:r>
+          </w:p>
+        </w:tc>
+        <w:tc>
+          <w:tcPr>
+            <w:tcW w:type="dxa" w:w="1700"/>
+            <w:tcBorders>
+              <w:top w:val="single" w:sz="4" w:space="0" w:color="B0C8E0"/>
+              <w:left w:val="single" w:sz="4" w:space="0" w:color="B0C8E0"/>
+              <w:bottom w:val="single" w:sz="4" w:space="0" w:color="B0C8E0"/>
+              <w:right w:val="single" w:sz="4" w:space="0" w:color="B0C8E0"/>
+            </w:tcBorders>
+            <w:shd w:val="clear" w:color="auto" w:fill="F2F2F2"/>
+          </w:tcPr>
+          <w:p>
+            <w:pPr>
+              <w:jc w:val="center"/>
+            </w:pPr>
+            <w:r/>
+            <w:r>
+              <w:rPr>
+                <w:rFonts w:ascii="맑은 고딕" w:hAnsi="맑은 고딕" w:eastAsia="맑은 고딕" w:cs="맑은 고딕"/>
+                <w:b/>
+                <w:color w:val="2C2114"/>
+                <w:sz w:val="18"/>
+              </w:rPr>
+              <w:t>개정일자</w:t>
+            </w:r>
+          </w:p>
+        </w:tc>
+        <w:tc>
+          <w:tcPr>
+            <w:tcW w:type="dxa" w:w="4200"/>
+            <w:tcBorders>
+              <w:top w:val="single" w:sz="4" w:space="0" w:color="B0C8E0"/>
+              <w:left w:val="single" w:sz="4" w:space="0" w:color="B0C8E0"/>
+              <w:bottom w:val="single" w:sz="4" w:space="0" w:color="B0C8E0"/>
+              <w:right w:val="single" w:sz="4" w:space="0" w:color="B0C8E0"/>
+            </w:tcBorders>
+            <w:shd w:val="clear" w:color="auto" w:fill="F2F2F2"/>
+          </w:tcPr>
+          <w:p>
+            <w:pPr>
+              <w:jc w:val="center"/>
+            </w:pPr>
+            <w:r/>
+            <w:r>
+              <w:rPr>
+                <w:rFonts w:ascii="맑은 고딕" w:hAnsi="맑은 고딕" w:eastAsia="맑은 고딕" w:cs="맑은 고딕"/>
+                <w:b/>
+                <w:color w:val="2C2114"/>
+                <w:sz w:val="18"/>
+              </w:rPr>
+              <w:t>개정 내용</w:t>
+            </w:r>
+          </w:p>
+        </w:tc>
+        <w:tc>
+          <w:tcPr>
+            <w:tcW w:type="dxa" w:w="1700"/>
+            <w:tcBorders>
+              <w:top w:val="single" w:sz="4" w:space="0" w:color="B0C8E0"/>
+              <w:left w:val="single" w:sz="4" w:space="0" w:color="B0C8E0"/>
+              <w:bottom w:val="single" w:sz="4" w:space="0" w:color="B0C8E0"/>
+              <w:right w:val="single" w:sz="4" w:space="0" w:color="B0C8E0"/>
+            </w:tcBorders>
+            <w:shd w:val="clear" w:color="auto" w:fill="F2F2F2"/>
+          </w:tcPr>
+          <w:p>
+            <w:pPr>
+              <w:jc w:val="center"/>
+            </w:pPr>
+            <w:r/>
+            <w:r>
+              <w:rPr>
+                <w:rFonts w:ascii="맑은 고딕" w:hAnsi="맑은 고딕" w:eastAsia="맑은 고딕" w:cs="맑은 고딕"/>
+                <w:b/>
+                <w:color w:val="2C2114"/>
+                <w:sz w:val="18"/>
+              </w:rPr>
+              <w:t>개정자</w:t>
+            </w:r>
+          </w:p>
+        </w:tc>
+        <w:tc>
+          <w:tcPr>
+            <w:tcW w:type="dxa" w:w="1700"/>
+            <w:tcBorders>
+              <w:top w:val="single" w:sz="4" w:space="0" w:color="B0C8E0"/>
+              <w:left w:val="single" w:sz="4" w:space="0" w:color="B0C8E0"/>
+              <w:bottom w:val="single" w:sz="4" w:space="0" w:color="B0C8E0"/>
+              <w:right w:val="single" w:sz="4" w:space="0" w:color="B0C8E0"/>
+            </w:tcBorders>
+            <w:shd w:val="clear" w:color="auto" w:fill="F2F2F2"/>
+          </w:tcPr>
+          <w:p>
+            <w:pPr>
+              <w:jc w:val="center"/>
+            </w:pPr>
+            <w:r/>
+            <w:r>
+              <w:rPr>
+                <w:rFonts w:ascii="맑은 고딕" w:hAnsi="맑은 고딕" w:eastAsia="맑은 고딕" w:cs="맑은 고딕"/>
+                <w:b/>
+                <w:color w:val="2C2114"/>
+                <w:sz w:val="18"/>
+              </w:rPr>
+              <w:t>승인자</w:t>
+            </w:r>
+          </w:p>
+        </w:tc>
+      </w:tr>
+      <w:tr>
+        <w:tc>
+          <w:tcPr>
+            <w:tcW w:type="dxa" w:w="1100"/>
+            <w:tcBorders>
+              <w:top w:val="single" w:sz="4" w:space="0" w:color="B0C8E0"/>
+              <w:left w:val="single" w:sz="4" w:space="0" w:color="B0C8E0"/>
+              <w:bottom w:val="single" w:sz="4" w:space="0" w:color="B0C8E0"/>
+              <w:right w:val="single" w:sz="4" w:space="0" w:color="B0C8E0"/>
+            </w:tcBorders>
+          </w:tcPr>
+          <w:p>
+            <w:pPr>
+              <w:jc w:val="center"/>
+            </w:pPr>
+            <w:r/>
+            <w:r>
+              <w:rPr>
+                <w:rFonts w:ascii="맑은 고딕" w:hAnsi="맑은 고딕" w:eastAsia="맑은 고딕" w:cs="맑은 고딕"/>
+                <w:b w:val="0"/>
+                <w:color w:val="2C2114"/>
+                <w:sz w:val="18"/>
+              </w:rPr>
+              <w:t>제정</w:t>
+            </w:r>
+          </w:p>
+        </w:tc>
+        <w:tc>
+          <w:tcPr>
+            <w:tcW w:type="dxa" w:w="1700"/>
+            <w:tcBorders>
+              <w:top w:val="single" w:sz="4" w:space="0" w:color="B0C8E0"/>
+              <w:left w:val="single" w:sz="4" w:space="0" w:color="B0C8E0"/>
+              <w:bottom w:val="single" w:sz="4" w:space="0" w:color="B0C8E0"/>
+              <w:right w:val="single" w:sz="4" w:space="0" w:color="B0C8E0"/>
+            </w:tcBorders>
+          </w:tcPr>
+          <w:p>
+            <w:pPr>
+              <w:jc w:val="center"/>
+            </w:pPr>
+            <w:r/>
+            <w:r>
+              <w:rPr>
+                <w:rFonts w:ascii="맑은 고딕" w:hAnsi="맑은 고딕" w:eastAsia="맑은 고딕" w:cs="맑은 고딕"/>
+                <w:b w:val="0"/>
+                <w:color w:val="2C2114"/>
+                <w:sz w:val="18"/>
+              </w:rPr>
+              <w:t>20      .      .</w:t>
+            </w:r>
+          </w:p>
+        </w:tc>
+        <w:tc>
+          <w:tcPr>
+            <w:tcW w:type="dxa" w:w="4200"/>
+            <w:tcBorders>
+              <w:top w:val="single" w:sz="4" w:space="0" w:color="B0C8E0"/>
+              <w:left w:val="single" w:sz="4" w:space="0" w:color="B0C8E0"/>
+              <w:bottom w:val="single" w:sz="4" w:space="0" w:color="B0C8E0"/>
+              <w:right w:val="single" w:sz="4" w:space="0" w:color="B0C8E0"/>
+            </w:tcBorders>
+          </w:tcPr>
+          <w:p>
+            <w:pPr>
+              <w:jc w:val="left"/>
+            </w:pPr>
+            <w:r/>
+            <w:r>
+              <w:rPr>
+                <w:rFonts w:ascii="맑은 고딕" w:hAnsi="맑은 고딕" w:eastAsia="맑은 고딕" w:cs="맑은 고딕"/>
+                <w:b w:val="0"/>
+                <w:color w:val="2C2114"/>
+                <w:sz w:val="18"/>
+              </w:rPr>
+              <w:t>최초 제정</w:t>
+            </w:r>
+          </w:p>
+        </w:tc>
+        <w:tc>
+          <w:tcPr>
+            <w:tcW w:type="dxa" w:w="1700"/>
+            <w:tcBorders>
+              <w:top w:val="single" w:sz="4" w:space="0" w:color="B0C8E0"/>
+              <w:left w:val="single" w:sz="4" w:space="0" w:color="B0C8E0"/>
+              <w:bottom w:val="single" w:sz="4" w:space="0" w:color="B0C8E0"/>
+              <w:right w:val="single" w:sz="4" w:space="0" w:color="B0C8E0"/>
+            </w:tcBorders>
+          </w:tcPr>
+          <w:p>
+            <w:pPr>
+              <w:jc w:val="center"/>
+            </w:pPr>
+            <w:r/>
+            <w:r>
+              <w:rPr>
+                <w:rFonts w:ascii="맑은 고딕" w:hAnsi="맑은 고딕" w:eastAsia="맑은 고딕" w:cs="맑은 고딕"/>
+                <w:b w:val="0"/>
+                <w:color w:val="2C2114"/>
+                <w:sz w:val="18"/>
+              </w:rPr>
+              <w:t>—</w:t>
+            </w:r>
+          </w:p>
+        </w:tc>
+        <w:tc>
+          <w:tcPr>
+            <w:tcW w:type="dxa" w:w="1700"/>
+            <w:tcBorders>
+              <w:top w:val="single" w:sz="4" w:space="0" w:color="B0C8E0"/>
+              <w:left w:val="single" w:sz="4" w:space="0" w:color="B0C8E0"/>
+              <w:bottom w:val="single" w:sz="4" w:space="0" w:color="B0C8E0"/>
+              <w:right w:val="single" w:sz="4" w:space="0" w:color="B0C8E0"/>
+            </w:tcBorders>
+          </w:tcPr>
+          <w:p>
+            <w:pPr>
+              <w:jc w:val="center"/>
+            </w:pPr>
+            <w:r/>
+            <w:r>
+              <w:rPr>
+                <w:rFonts w:ascii="맑은 고딕" w:hAnsi="맑은 고딕" w:eastAsia="맑은 고딕" w:cs="맑은 고딕"/>
+                <w:b w:val="0"/>
+                <w:color w:val="2C2114"/>
+                <w:sz w:val="18"/>
+              </w:rPr>
+              <w:t>담임목사 박상혁</w:t>
+            </w:r>
+          </w:p>
+        </w:tc>
+      </w:tr>
+      <w:tr>
+        <w:tc>
+          <w:tcPr>
+            <w:tcW w:type="dxa" w:w="1100"/>
+            <w:tcBorders>
+              <w:top w:val="single" w:sz="4" w:space="0" w:color="B0C8E0"/>
+              <w:left w:val="single" w:sz="4" w:space="0" w:color="B0C8E0"/>
+              <w:bottom w:val="single" w:sz="4" w:space="0" w:color="B0C8E0"/>
+              <w:right w:val="single" w:sz="4" w:space="0" w:color="B0C8E0"/>
+            </w:tcBorders>
+          </w:tcPr>
+          <w:p>
+            <w:pPr>
+              <w:jc w:val="center"/>
+            </w:pPr>
+            <w:r/>
+            <w:r>
+              <w:rPr>
+                <w:rFonts w:ascii="맑은 고딕" w:hAnsi="맑은 고딕" w:eastAsia="맑은 고딕" w:cs="맑은 고딕"/>
+                <w:b w:val="0"/>
+                <w:color w:val="2C2114"/>
+                <w:sz w:val="18"/>
+              </w:rPr>
+            </w:r>
+          </w:p>
+        </w:tc>
+        <w:tc>
+          <w:tcPr>
+            <w:tcW w:type="dxa" w:w="1700"/>
+            <w:tcBorders>
+              <w:top w:val="single" w:sz="4" w:space="0" w:color="B0C8E0"/>
+              <w:left w:val="single" w:sz="4" w:space="0" w:color="B0C8E0"/>
+              <w:bottom w:val="single" w:sz="4" w:space="0" w:color="B0C8E0"/>
+              <w:right w:val="single" w:sz="4" w:space="0" w:color="B0C8E0"/>
+            </w:tcBorders>
+          </w:tcPr>
+          <w:p>
+            <w:pPr>
+              <w:jc w:val="center"/>
+            </w:pPr>
+            <w:r/>
+            <w:r>
+              <w:rPr>
+                <w:rFonts w:ascii="맑은 고딕" w:hAnsi="맑은 고딕" w:eastAsia="맑은 고딕" w:cs="맑은 고딕"/>
+                <w:b w:val="0"/>
+                <w:color w:val="2C2114"/>
+                <w:sz w:val="18"/>
+              </w:rPr>
+            </w:r>
+          </w:p>
+        </w:tc>
+        <w:tc>
+          <w:tcPr>
+            <w:tcW w:type="dxa" w:w="4200"/>
+            <w:tcBorders>
+              <w:top w:val="single" w:sz="4" w:space="0" w:color="B0C8E0"/>
+              <w:left w:val="single" w:sz="4" w:space="0" w:color="B0C8E0"/>
+              <w:bottom w:val="single" w:sz="4" w:space="0" w:color="B0C8E0"/>
+              <w:right w:val="single" w:sz="4" w:space="0" w:color="B0C8E0"/>
+            </w:tcBorders>
+          </w:tcPr>
+          <w:p>
+            <w:pPr>
+              <w:jc w:val="center"/>
+            </w:pPr>
+            <w:r/>
+            <w:r>
+              <w:rPr>
+                <w:rFonts w:ascii="맑은 고딕" w:hAnsi="맑은 고딕" w:eastAsia="맑은 고딕" w:cs="맑은 고딕"/>
+                <w:b w:val="0"/>
+                <w:color w:val="2C2114"/>
+                <w:sz w:val="18"/>
+              </w:rPr>
+            </w:r>
+          </w:p>
+        </w:tc>
+        <w:tc>
+          <w:tcPr>
+            <w:tcW w:type="dxa" w:w="1700"/>
+            <w:tcBorders>
+              <w:top w:val="single" w:sz="4" w:space="0" w:color="B0C8E0"/>
+              <w:left w:val="single" w:sz="4" w:space="0" w:color="B0C8E0"/>
+              <w:bottom w:val="single" w:sz="4" w:space="0" w:color="B0C8E0"/>
+              <w:right w:val="single" w:sz="4" w:space="0" w:color="B0C8E0"/>
+            </w:tcBorders>
+          </w:tcPr>
+          <w:p>
+            <w:pPr>
+              <w:jc w:val="center"/>
+            </w:pPr>
+            <w:r/>
+            <w:r>
+              <w:rPr>
+                <w:rFonts w:ascii="맑은 고딕" w:hAnsi="맑은 고딕" w:eastAsia="맑은 고딕" w:cs="맑은 고딕"/>
+                <w:b w:val="0"/>
+                <w:color w:val="2C2114"/>
+                <w:sz w:val="18"/>
+              </w:rPr>
+            </w:r>
+          </w:p>
+        </w:tc>
+        <w:tc>
+          <w:tcPr>
+            <w:tcW w:type="dxa" w:w="1700"/>
+            <w:tcBorders>
+              <w:top w:val="single" w:sz="4" w:space="0" w:color="B0C8E0"/>
+              <w:left w:val="single" w:sz="4" w:space="0" w:color="B0C8E0"/>
+              <w:bottom w:val="single" w:sz="4" w:space="0" w:color="B0C8E0"/>
+              <w:right w:val="single" w:sz="4" w:space="0" w:color="B0C8E0"/>
+            </w:tcBorders>
+          </w:tcPr>
+          <w:p>
+            <w:pPr>
+              <w:jc w:val="center"/>
+            </w:pPr>
+            <w:r/>
+            <w:r>
+              <w:rPr>
+                <w:rFonts w:ascii="맑은 고딕" w:hAnsi="맑은 고딕" w:eastAsia="맑은 고딕" w:cs="맑은 고딕"/>
+                <w:b w:val="0"/>
+                <w:color w:val="2C2114"/>
+                <w:sz w:val="18"/>
+              </w:rPr>
+            </w:r>
+          </w:p>
+        </w:tc>
+      </w:tr>
+      <w:tr>
+        <w:tc>
+          <w:tcPr>
+            <w:tcW w:type="dxa" w:w="1100"/>
+            <w:tcBorders>
+              <w:top w:val="single" w:sz="4" w:space="0" w:color="B0C8E0"/>
+              <w:left w:val="single" w:sz="4" w:space="0" w:color="B0C8E0"/>
+              <w:bottom w:val="single" w:sz="4" w:space="0" w:color="B0C8E0"/>
+              <w:right w:val="single" w:sz="4" w:space="0" w:color="B0C8E0"/>
+            </w:tcBorders>
+          </w:tcPr>
+          <w:p>
+            <w:pPr>
+              <w:jc w:val="center"/>
+            </w:pPr>
+            <w:r/>
+            <w:r>
+              <w:rPr>
+                <w:rFonts w:ascii="맑은 고딕" w:hAnsi="맑은 고딕" w:eastAsia="맑은 고딕" w:cs="맑은 고딕"/>
+                <w:b w:val="0"/>
+                <w:color w:val="2C2114"/>
+                <w:sz w:val="18"/>
+              </w:rPr>
+            </w:r>
+          </w:p>
+        </w:tc>
+        <w:tc>
+          <w:tcPr>
+            <w:tcW w:type="dxa" w:w="1700"/>
+            <w:tcBorders>
+              <w:top w:val="single" w:sz="4" w:space="0" w:color="B0C8E0"/>
+              <w:left w:val="single" w:sz="4" w:space="0" w:color="B0C8E0"/>
+              <w:bottom w:val="single" w:sz="4" w:space="0" w:color="B0C8E0"/>
+              <w:right w:val="single" w:sz="4" w:space="0" w:color="B0C8E0"/>
+            </w:tcBorders>
+          </w:tcPr>
+          <w:p>
+            <w:pPr>
+              <w:jc w:val="center"/>
+            </w:pPr>
+            <w:r/>
+            <w:r>
+              <w:rPr>
+                <w:rFonts w:ascii="맑은 고딕" w:hAnsi="맑은 고딕" w:eastAsia="맑은 고딕" w:cs="맑은 고딕"/>
+                <w:b w:val="0"/>
+                <w:color w:val="2C2114"/>
+                <w:sz w:val="18"/>
+              </w:rPr>
+            </w:r>
+          </w:p>
+        </w:tc>
+        <w:tc>
+          <w:tcPr>
+            <w:tcW w:type="dxa" w:w="4200"/>
+            <w:tcBorders>
+              <w:top w:val="single" w:sz="4" w:space="0" w:color="B0C8E0"/>
+              <w:left w:val="single" w:sz="4" w:space="0" w:color="B0C8E0"/>
+              <w:bottom w:val="single" w:sz="4" w:space="0" w:color="B0C8E0"/>
+              <w:right w:val="single" w:sz="4" w:space="0" w:color="B0C8E0"/>
+            </w:tcBorders>
+          </w:tcPr>
+          <w:p>
+            <w:pPr>
+              <w:jc w:val="center"/>
+            </w:pPr>
+            <w:r/>
+            <w:r>
+              <w:rPr>
+                <w:rFonts w:ascii="맑은 고딕" w:hAnsi="맑은 고딕" w:eastAsia="맑은 고딕" w:cs="맑은 고딕"/>
+                <w:b w:val="0"/>
+                <w:color w:val="2C2114"/>
+                <w:sz w:val="18"/>
+              </w:rPr>
+            </w:r>
+          </w:p>
+        </w:tc>
+        <w:tc>
+          <w:tcPr>
+            <w:tcW w:type="dxa" w:w="1700"/>
+            <w:tcBorders>
+              <w:top w:val="single" w:sz="4" w:space="0" w:color="B0C8E0"/>
+              <w:left w:val="single" w:sz="4" w:space="0" w:color="B0C8E0"/>
+              <w:bottom w:val="single" w:sz="4" w:space="0" w:color="B0C8E0"/>
+              <w:right w:val="single" w:sz="4" w:space="0" w:color="B0C8E0"/>
+            </w:tcBorders>
+          </w:tcPr>
+          <w:p>
+            <w:pPr>
+              <w:jc w:val="center"/>
+            </w:pPr>
+            <w:r/>
+            <w:r>
+              <w:rPr>
+                <w:rFonts w:ascii="맑은 고딕" w:hAnsi="맑은 고딕" w:eastAsia="맑은 고딕" w:cs="맑은 고딕"/>
+                <w:b w:val="0"/>
+                <w:color w:val="2C2114"/>
+                <w:sz w:val="18"/>
+              </w:rPr>
+            </w:r>
+          </w:p>
+        </w:tc>
+        <w:tc>
+          <w:tcPr>
+            <w:tcW w:type="dxa" w:w="1700"/>
+            <w:tcBorders>
+              <w:top w:val="single" w:sz="4" w:space="0" w:color="B0C8E0"/>
+              <w:left w:val="single" w:sz="4" w:space="0" w:color="B0C8E0"/>
+              <w:bottom w:val="single" w:sz="4" w:space="0" w:color="B0C8E0"/>
+              <w:right w:val="single" w:sz="4" w:space="0" w:color="B0C8E0"/>
+            </w:tcBorders>
+          </w:tcPr>
+          <w:p>
+            <w:pPr>
+              <w:jc w:val="center"/>
+            </w:pPr>
+            <w:r/>
+            <w:r>
+              <w:rPr>
+                <w:rFonts w:ascii="맑은 고딕" w:hAnsi="맑은 고딕" w:eastAsia="맑은 고딕" w:cs="맑은 고딕"/>
+                <w:b w:val="0"/>
+                <w:color w:val="2C2114"/>
+                <w:sz w:val="18"/>
+              </w:rPr>
+            </w:r>
+          </w:p>
+        </w:tc>
+      </w:tr>
+      <w:tr>
+        <w:tc>
+          <w:tcPr>
+            <w:tcW w:type="dxa" w:w="1100"/>
+            <w:tcBorders>
+              <w:top w:val="single" w:sz="4" w:space="0" w:color="B0C8E0"/>
+              <w:left w:val="single" w:sz="4" w:space="0" w:color="B0C8E0"/>
+              <w:bottom w:val="single" w:sz="4" w:space="0" w:color="B0C8E0"/>
+              <w:right w:val="single" w:sz="4" w:space="0" w:color="B0C8E0"/>
+            </w:tcBorders>
+          </w:tcPr>
+          <w:p>
+            <w:pPr>
+              <w:jc w:val="center"/>
+            </w:pPr>
+            <w:r/>
+            <w:r>
+              <w:rPr>
+                <w:rFonts w:ascii="맑은 고딕" w:hAnsi="맑은 고딕" w:eastAsia="맑은 고딕" w:cs="맑은 고딕"/>
+                <w:b w:val="0"/>
+                <w:color w:val="2C2114"/>
+                <w:sz w:val="18"/>
+              </w:rPr>
+            </w:r>
+          </w:p>
+        </w:tc>
+        <w:tc>
+          <w:tcPr>
+            <w:tcW w:type="dxa" w:w="1700"/>
+            <w:tcBorders>
+              <w:top w:val="single" w:sz="4" w:space="0" w:color="B0C8E0"/>
+              <w:left w:val="single" w:sz="4" w:space="0" w:color="B0C8E0"/>
+              <w:bottom w:val="single" w:sz="4" w:space="0" w:color="B0C8E0"/>
+              <w:right w:val="single" w:sz="4" w:space="0" w:color="B0C8E0"/>
+            </w:tcBorders>
+          </w:tcPr>
+          <w:p>
+            <w:pPr>
+              <w:jc w:val="center"/>
+            </w:pPr>
+            <w:r/>
+            <w:r>
+              <w:rPr>
+                <w:rFonts w:ascii="맑은 고딕" w:hAnsi="맑은 고딕" w:eastAsia="맑은 고딕" w:cs="맑은 고딕"/>
+                <w:b w:val="0"/>
+                <w:color w:val="2C2114"/>
+                <w:sz w:val="18"/>
+              </w:rPr>
+            </w:r>
+          </w:p>
+        </w:tc>
+        <w:tc>
+          <w:tcPr>
+            <w:tcW w:type="dxa" w:w="4200"/>
+            <w:tcBorders>
+              <w:top w:val="single" w:sz="4" w:space="0" w:color="B0C8E0"/>
+              <w:left w:val="single" w:sz="4" w:space="0" w:color="B0C8E0"/>
+              <w:bottom w:val="single" w:sz="4" w:space="0" w:color="B0C8E0"/>
+              <w:right w:val="single" w:sz="4" w:space="0" w:color="B0C8E0"/>
+            </w:tcBorders>
+          </w:tcPr>
+          <w:p>
+            <w:pPr>
+              <w:jc w:val="center"/>
+            </w:pPr>
+            <w:r/>
+            <w:r>
+              <w:rPr>
+                <w:rFonts w:ascii="맑은 고딕" w:hAnsi="맑은 고딕" w:eastAsia="맑은 고딕" w:cs="맑은 고딕"/>
+                <w:b w:val="0"/>
+                <w:color w:val="2C2114"/>
+                <w:sz w:val="18"/>
+              </w:rPr>
+            </w:r>
+          </w:p>
+        </w:tc>
+        <w:tc>
+          <w:tcPr>
+            <w:tcW w:type="dxa" w:w="1700"/>
+            <w:tcBorders>
+              <w:top w:val="single" w:sz="4" w:space="0" w:color="B0C8E0"/>
+              <w:left w:val="single" w:sz="4" w:space="0" w:color="B0C8E0"/>
+              <w:bottom w:val="single" w:sz="4" w:space="0" w:color="B0C8E0"/>
+              <w:right w:val="single" w:sz="4" w:space="0" w:color="B0C8E0"/>
+            </w:tcBorders>
+          </w:tcPr>
+          <w:p>
+            <w:pPr>
+              <w:jc w:val="center"/>
+            </w:pPr>
+            <w:r/>
+            <w:r>
+              <w:rPr>
+                <w:rFonts w:ascii="맑은 고딕" w:hAnsi="맑은 고딕" w:eastAsia="맑은 고딕" w:cs="맑은 고딕"/>
+                <w:b w:val="0"/>
+                <w:color w:val="2C2114"/>
+                <w:sz w:val="18"/>
+              </w:rPr>
+            </w:r>
+          </w:p>
+        </w:tc>
+        <w:tc>
+          <w:tcPr>
+            <w:tcW w:type="dxa" w:w="1700"/>
+            <w:tcBorders>
+              <w:top w:val="single" w:sz="4" w:space="0" w:color="B0C8E0"/>
+              <w:left w:val="single" w:sz="4" w:space="0" w:color="B0C8E0"/>
+              <w:bottom w:val="single" w:sz="4" w:space="0" w:color="B0C8E0"/>
+              <w:right w:val="single" w:sz="4" w:space="0" w:color="B0C8E0"/>
+            </w:tcBorders>
+          </w:tcPr>
+          <w:p>
+            <w:pPr>
+              <w:jc w:val="center"/>
+            </w:pPr>
+            <w:r/>
+            <w:r>
+              <w:rPr>
+                <w:rFonts w:ascii="맑은 고딕" w:hAnsi="맑은 고딕" w:eastAsia="맑은 고딕" w:cs="맑은 고딕"/>
+                <w:b w:val="0"/>
+                <w:color w:val="2C2114"/>
+                <w:sz w:val="18"/>
+              </w:rPr>
+            </w:r>
+          </w:p>
+        </w:tc>
+      </w:tr>
+      <w:tr>
+        <w:tc>
+          <w:tcPr>
+            <w:tcW w:type="dxa" w:w="1100"/>
+            <w:tcBorders>
+              <w:top w:val="single" w:sz="4" w:space="0" w:color="B0C8E0"/>
+              <w:left w:val="single" w:sz="4" w:space="0" w:color="B0C8E0"/>
+              <w:bottom w:val="single" w:sz="4" w:space="0" w:color="B0C8E0"/>
+              <w:right w:val="single" w:sz="4" w:space="0" w:color="B0C8E0"/>
+            </w:tcBorders>
+          </w:tcPr>
+          <w:p>
+            <w:pPr>
+              <w:jc w:val="center"/>
+            </w:pPr>
+            <w:r/>
+            <w:r>
+              <w:rPr>
+                <w:rFonts w:ascii="맑은 고딕" w:hAnsi="맑은 고딕" w:eastAsia="맑은 고딕" w:cs="맑은 고딕"/>
+                <w:b w:val="0"/>
+                <w:color w:val="2C2114"/>
+                <w:sz w:val="18"/>
+              </w:rPr>
+            </w:r>
+          </w:p>
+        </w:tc>
+        <w:tc>
+          <w:tcPr>
+            <w:tcW w:type="dxa" w:w="1700"/>
+            <w:tcBorders>
+              <w:top w:val="single" w:sz="4" w:space="0" w:color="B0C8E0"/>
+              <w:left w:val="single" w:sz="4" w:space="0" w:color="B0C8E0"/>
+              <w:bottom w:val="single" w:sz="4" w:space="0" w:color="B0C8E0"/>
+              <w:right w:val="single" w:sz="4" w:space="0" w:color="B0C8E0"/>
+            </w:tcBorders>
+          </w:tcPr>
+          <w:p>
+            <w:pPr>
+              <w:jc w:val="center"/>
+            </w:pPr>
+            <w:r/>
+            <w:r>
+              <w:rPr>
+                <w:rFonts w:ascii="맑은 고딕" w:hAnsi="맑은 고딕" w:eastAsia="맑은 고딕" w:cs="맑은 고딕"/>
+                <w:b w:val="0"/>
+                <w:color w:val="2C2114"/>
+                <w:sz w:val="18"/>
+              </w:rPr>
+            </w:r>
+          </w:p>
+        </w:tc>
+        <w:tc>
+          <w:tcPr>
+            <w:tcW w:type="dxa" w:w="4200"/>
+            <w:tcBorders>
+              <w:top w:val="single" w:sz="4" w:space="0" w:color="B0C8E0"/>
+              <w:left w:val="single" w:sz="4" w:space="0" w:color="B0C8E0"/>
+              <w:bottom w:val="single" w:sz="4" w:space="0" w:color="B0C8E0"/>
+              <w:right w:val="single" w:sz="4" w:space="0" w:color="B0C8E0"/>
+            </w:tcBorders>
+          </w:tcPr>
+          <w:p>
+            <w:pPr>
+              <w:jc w:val="center"/>
+            </w:pPr>
+            <w:r/>
+            <w:r>
+              <w:rPr>
+                <w:rFonts w:ascii="맑은 고딕" w:hAnsi="맑은 고딕" w:eastAsia="맑은 고딕" w:cs="맑은 고딕"/>
+                <w:b w:val="0"/>
+                <w:color w:val="2C2114"/>
+                <w:sz w:val="18"/>
+              </w:rPr>
+            </w:r>
+          </w:p>
+        </w:tc>
+        <w:tc>
+          <w:tcPr>
+            <w:tcW w:type="dxa" w:w="1700"/>
+            <w:tcBorders>
+              <w:top w:val="single" w:sz="4" w:space="0" w:color="B0C8E0"/>
+              <w:left w:val="single" w:sz="4" w:space="0" w:color="B0C8E0"/>
+              <w:bottom w:val="single" w:sz="4" w:space="0" w:color="B0C8E0"/>
+              <w:right w:val="single" w:sz="4" w:space="0" w:color="B0C8E0"/>
+            </w:tcBorders>
+          </w:tcPr>
+          <w:p>
+            <w:pPr>
+              <w:jc w:val="center"/>
+            </w:pPr>
+            <w:r/>
+            <w:r>
+              <w:rPr>
+                <w:rFonts w:ascii="맑은 고딕" w:hAnsi="맑은 고딕" w:eastAsia="맑은 고딕" w:cs="맑은 고딕"/>
+                <w:b w:val="0"/>
+                <w:color w:val="2C2114"/>
+                <w:sz w:val="18"/>
+              </w:rPr>
+            </w:r>
+          </w:p>
+        </w:tc>
+        <w:tc>
+          <w:tcPr>
+            <w:tcW w:type="dxa" w:w="1700"/>
+            <w:tcBorders>
+              <w:top w:val="single" w:sz="4" w:space="0" w:color="B0C8E0"/>
+              <w:left w:val="single" w:sz="4" w:space="0" w:color="B0C8E0"/>
+              <w:bottom w:val="single" w:sz="4" w:space="0" w:color="B0C8E0"/>
+              <w:right w:val="single" w:sz="4" w:space="0" w:color="B0C8E0"/>
+            </w:tcBorders>
+          </w:tcPr>
+          <w:p>
+            <w:pPr>
+              <w:jc w:val="center"/>
+            </w:pPr>
+            <w:r/>
+            <w:r>
+              <w:rPr>
+                <w:rFonts w:ascii="맑은 고딕" w:hAnsi="맑은 고딕" w:eastAsia="맑은 고딕" w:cs="맑은 고딕"/>
+                <w:b w:val="0"/>
+                <w:color w:val="2C2114"/>
+                <w:sz w:val="18"/>
+              </w:rPr>
+            </w:r>
+          </w:p>
+        </w:tc>
+      </w:tr>
+      <w:tr>
+        <w:tc>
+          <w:tcPr>
+            <w:tcW w:type="dxa" w:w="1100"/>
+            <w:tcBorders>
+              <w:top w:val="single" w:sz="4" w:space="0" w:color="B0C8E0"/>
+              <w:left w:val="single" w:sz="4" w:space="0" w:color="B0C8E0"/>
+              <w:bottom w:val="single" w:sz="4" w:space="0" w:color="B0C8E0"/>
+              <w:right w:val="single" w:sz="4" w:space="0" w:color="B0C8E0"/>
+            </w:tcBorders>
+          </w:tcPr>
+          <w:p>
+            <w:pPr>
+              <w:jc w:val="center"/>
+            </w:pPr>
+            <w:r/>
+            <w:r>
+              <w:rPr>
+                <w:rFonts w:ascii="맑은 고딕" w:hAnsi="맑은 고딕" w:eastAsia="맑은 고딕" w:cs="맑은 고딕"/>
+                <w:b w:val="0"/>
+                <w:color w:val="2C2114"/>
+                <w:sz w:val="18"/>
+              </w:rPr>
+            </w:r>
+          </w:p>
+        </w:tc>
+        <w:tc>
+          <w:tcPr>
+            <w:tcW w:type="dxa" w:w="1700"/>
+            <w:tcBorders>
+              <w:top w:val="single" w:sz="4" w:space="0" w:color="B0C8E0"/>
+              <w:left w:val="single" w:sz="4" w:space="0" w:color="B0C8E0"/>
+              <w:bottom w:val="single" w:sz="4" w:space="0" w:color="B0C8E0"/>
+              <w:right w:val="single" w:sz="4" w:space="0" w:color="B0C8E0"/>
+            </w:tcBorders>
+          </w:tcPr>
+          <w:p>
+            <w:pPr>
+              <w:jc w:val="center"/>
+            </w:pPr>
+            <w:r/>
+            <w:r>
+              <w:rPr>
+                <w:rFonts w:ascii="맑은 고딕" w:hAnsi="맑은 고딕" w:eastAsia="맑은 고딕" w:cs="맑은 고딕"/>
+                <w:b w:val="0"/>
+                <w:color w:val="2C2114"/>
+                <w:sz w:val="18"/>
+              </w:rPr>
+            </w:r>
+          </w:p>
+        </w:tc>
+        <w:tc>
+          <w:tcPr>
+            <w:tcW w:type="dxa" w:w="4200"/>
+            <w:tcBorders>
+              <w:top w:val="single" w:sz="4" w:space="0" w:color="B0C8E0"/>
+              <w:left w:val="single" w:sz="4" w:space="0" w:color="B0C8E0"/>
+              <w:bottom w:val="single" w:sz="4" w:space="0" w:color="B0C8E0"/>
+              <w:right w:val="single" w:sz="4" w:space="0" w:color="B0C8E0"/>
+            </w:tcBorders>
+          </w:tcPr>
+          <w:p>
+            <w:pPr>
+              <w:jc w:val="center"/>
+            </w:pPr>
+            <w:r/>
+            <w:r>
+              <w:rPr>
+                <w:rFonts w:ascii="맑은 고딕" w:hAnsi="맑은 고딕" w:eastAsia="맑은 고딕" w:cs="맑은 고딕"/>
+                <w:b w:val="0"/>
+                <w:color w:val="2C2114"/>
+                <w:sz w:val="18"/>
+              </w:rPr>
+            </w:r>
+          </w:p>
+        </w:tc>
+        <w:tc>
+          <w:tcPr>
+            <w:tcW w:type="dxa" w:w="1700"/>
+            <w:tcBorders>
+              <w:top w:val="single" w:sz="4" w:space="0" w:color="B0C8E0"/>
+              <w:left w:val="single" w:sz="4" w:space="0" w:color="B0C8E0"/>
+              <w:bottom w:val="single" w:sz="4" w:space="0" w:color="B0C8E0"/>
+              <w:right w:val="single" w:sz="4" w:space="0" w:color="B0C8E0"/>
+            </w:tcBorders>
+          </w:tcPr>
+          <w:p>
+            <w:pPr>
+              <w:jc w:val="center"/>
+            </w:pPr>
+            <w:r/>
+            <w:r>
+              <w:rPr>
+                <w:rFonts w:ascii="맑은 고딕" w:hAnsi="맑은 고딕" w:eastAsia="맑은 고딕" w:cs="맑은 고딕"/>
+                <w:b w:val="0"/>
+                <w:color w:val="2C2114"/>
+                <w:sz w:val="18"/>
+              </w:rPr>
+            </w:r>
+          </w:p>
+        </w:tc>
+        <w:tc>
+          <w:tcPr>
+            <w:tcW w:type="dxa" w:w="1700"/>
+            <w:tcBorders>
+              <w:top w:val="single" w:sz="4" w:space="0" w:color="B0C8E0"/>
+              <w:left w:val="single" w:sz="4" w:space="0" w:color="B0C8E0"/>
+              <w:bottom w:val="single" w:sz="4" w:space="0" w:color="B0C8E0"/>
+              <w:right w:val="single" w:sz="4" w:space="0" w:color="B0C8E0"/>
+            </w:tcBorders>
+          </w:tcPr>
+          <w:p>
+            <w:pPr>
+              <w:jc w:val="center"/>
+            </w:pPr>
+            <w:r/>
+            <w:r>
+              <w:rPr>
+                <w:rFonts w:ascii="맑은 고딕" w:hAnsi="맑은 고딕" w:eastAsia="맑은 고딕" w:cs="맑은 고딕"/>
+                <w:b w:val="0"/>
+                <w:color w:val="2C2114"/>
+                <w:sz w:val="18"/>
+              </w:rPr>
             </w:r>
           </w:p>
         </w:tc>
@@ -10547,9 +11307,6 @@
 <w:ftr xmlns:wpc="http://schemas.microsoft.com/office/word/2010/wordprocessingCanvas" xmlns:mc="http://schemas.openxmlformats.org/markup-compatibility/2006" xmlns:o="urn:schemas-microsoft-com:office:office" xmlns:r="http://schemas.openxmlformats.org/officeDocument/2006/relationships" xmlns:m="http://schemas.openxmlformats.org/officeDocument/2006/math" xmlns:v="urn:schemas-microsoft-com:vml" xmlns:wp14="http://schemas.microsoft.com/office/word/2010/wordprocessingDrawing" xmlns:wp="http://schemas.openxmlformats.org/drawingml/2006/wordprocessingDrawing" xmlns:w10="urn:schemas-microsoft-com:office:word" xmlns:w="http://schemas.openxmlformats.org/wordprocessingml/2006/main" xmlns:w14="http://schemas.microsoft.com/office/word/2010/wordml" xmlns:w15="http://schemas.microsoft.com/office/word/2012/wordml" xmlns:wpg="http://schemas.microsoft.com/office/word/2010/wordprocessingGroup" xmlns:wpi="http://schemas.microsoft.com/office/word/2010/wordprocessingInk" xmlns:wne="http://schemas.microsoft.com/office/word/2006/wordml" xmlns:wps="http://schemas.microsoft.com/office/word/2010/wordprocessingShape">
   <w:p>
     <w:pPr>
-      <w:pBdr>
-        <w:top w:val="single" w:color="B0C8E0" w:sz="4"/>
-      </w:pBdr>
       <w:spacing w:after="0" w:before="80"/>
     </w:pPr>
     <w:r>
@@ -10606,9 +11363,6 @@
 <w:hdr xmlns:wpc="http://schemas.microsoft.com/office/word/2010/wordprocessingCanvas" xmlns:mc="http://schemas.openxmlformats.org/markup-compatibility/2006" xmlns:o="urn:schemas-microsoft-com:office:office" xmlns:r="http://schemas.openxmlformats.org/officeDocument/2006/relationships" xmlns:m="http://schemas.openxmlformats.org/officeDocument/2006/math" xmlns:v="urn:schemas-microsoft-com:vml" xmlns:wp14="http://schemas.microsoft.com/office/word/2010/wordprocessingDrawing" xmlns:wp="http://schemas.openxmlformats.org/drawingml/2006/wordprocessingDrawing" xmlns:w10="urn:schemas-microsoft-com:office:word" xmlns:w="http://schemas.openxmlformats.org/wordprocessingml/2006/main" xmlns:w14="http://schemas.microsoft.com/office/word/2010/wordml" xmlns:w15="http://schemas.microsoft.com/office/word/2012/wordml" xmlns:wpg="http://schemas.microsoft.com/office/word/2010/wordprocessingGroup" xmlns:wpi="http://schemas.microsoft.com/office/word/2010/wordprocessingInk" xmlns:wne="http://schemas.microsoft.com/office/word/2006/wordml" xmlns:wps="http://schemas.microsoft.com/office/word/2010/wordprocessingShape" xmlns:cx="http://schemas.microsoft.com/office/drawing/2014/chartex" xmlns:cx1="http://schemas.microsoft.com/office/drawing/2015/9/8/chartex" xmlns:cx2="http://schemas.microsoft.com/office/drawing/2015/10/21/chartex" xmlns:cx3="http://schemas.microsoft.com/office/drawing/2016/5/9/chartex" xmlns:cx4="http://schemas.microsoft.com/office/drawing/2016/5/10/chartex" xmlns:cx5="http://schemas.microsoft.com/office/drawing/2016/5/11/chartex" xmlns:cx6="http://schemas.microsoft.com/office/drawing/2016/5/12/chartex" xmlns:cx7="http://schemas.microsoft.com/office/drawing/2016/5/13/chartex" xmlns:cx8="http://schemas.microsoft.com/office/drawing/2016/5/14/chartex" xmlns:w16cid="http://schemas.microsoft.com/office/word/2016/wordml/cid" xmlns:w16se="http://schemas.microsoft.com/office/word/2015/wordml/symex">
   <w:p>
     <w:pPr>
-      <w:pBdr>
-        <w:bottom w:val="single" w:color="C8714A" w:sz="4"/>
-      </w:pBdr>
       <w:spacing w:after="80" w:before="0"/>
     </w:pPr>
     <w:r>

--- a/DB/친교봉사부/FEL_친교봉사부매뉴얼_201-203_사랑과평안의교회.docx
+++ b/DB/친교봉사부/FEL_친교봉사부매뉴얼_201-203_사랑과평안의교회.docx
@@ -4417,7 +4417,7 @@
                 <w:sz w:val="18"/>
                 <w:szCs w:val="18"/>
               </w:rPr>
-              <w:t xml:space="preserve">—</w:t>
+              <w:t>말미 [개정 이력] 표 참조</w:t>
             </w:r>
           </w:p>
         </w:tc>
@@ -7973,7 +7973,7 @@
                 <w:sz w:val="18"/>
                 <w:szCs w:val="18"/>
               </w:rPr>
-              <w:t xml:space="preserve">—</w:t>
+              <w:t>말미 [개정 이력] 표 참조</w:t>
             </w:r>
           </w:p>
         </w:tc>

--- a/DB/친교봉사부/FEL_친교봉사부매뉴얼_201-203_사랑과평안의교회.docx
+++ b/DB/친교봉사부/FEL_친교봉사부매뉴얼_201-203_사랑과평안의교회.docx
@@ -9822,7 +9822,7 @@
                 <w:sz w:val="18"/>
                 <w:szCs w:val="18"/>
               </w:rPr>
-              <w:t xml:space="preserve">☐  [4주 전] 예산 신청 (재정부 FIN-F02)</w:t>
+              <w:t>☐  [4주 전] 예산 신청 (재정부 FIN-F01)</w:t>
             </w:r>
           </w:p>
           <w:p>

--- a/DB/친교봉사부/FEL_친교봉사부매뉴얼_201-203_사랑과평안의교회.docx
+++ b/DB/친교봉사부/FEL_친교봉사부매뉴얼_201-203_사랑과평안의교회.docx
@@ -248,7 +248,7 @@
                 <w:sz w:val="18"/>
                 <w:szCs w:val="18"/>
               </w:rPr>
-              <w:t xml:space="preserve">CPO-003 목회 철학 제13조 ③ 교제 강령</w:t>
+              <w:t>CPO-003 목회 철학 제13조 ③ 교제 강령  /  ADM-102 시설·자산 관리 규정</w:t>
             </w:r>
           </w:p>
         </w:tc>
@@ -284,7 +284,7 @@
                 <w:sz w:val="18"/>
                 <w:szCs w:val="18"/>
               </w:rPr>
-              <w:t xml:space="preserve">관 련 규 정</w:t>
+              <w:t>관 련 부 서</w:t>
             </w:r>
           </w:p>
         </w:tc>
@@ -312,7 +312,7 @@
                 <w:sz w:val="18"/>
                 <w:szCs w:val="18"/>
               </w:rPr>
-              <w:t xml:space="preserve">ADM-102 시설·자산 관리 규정</w:t>
+              <w:t>친교봉사부  |  재정부  |  시설관리부</w:t>
             </w:r>
           </w:p>
         </w:tc>
@@ -4225,7 +4225,7 @@
                 <w:sz w:val="18"/>
                 <w:szCs w:val="18"/>
               </w:rPr>
-              <w:t xml:space="preserve">FEL-201 주일 식사 준비·운영 매뉴얼  /  ADM-102 시설 관리 규정</w:t>
+              <w:t>FEL-201 주일 식사 준비·운영 매뉴얼  /  ADM-102 시설 관리 규정  /  ADM-102 시설·자산 관리 규정</w:t>
             </w:r>
           </w:p>
         </w:tc>
@@ -4261,7 +4261,7 @@
                 <w:sz w:val="18"/>
                 <w:szCs w:val="18"/>
               </w:rPr>
-              <w:t xml:space="preserve">관 련 규 정</w:t>
+              <w:t>관 련 부 서</w:t>
             </w:r>
           </w:p>
         </w:tc>
@@ -4289,7 +4289,7 @@
                 <w:sz w:val="18"/>
                 <w:szCs w:val="18"/>
               </w:rPr>
-              <w:t xml:space="preserve">ADM-102 시설·자산 관리 규정</w:t>
+              <w:t>친교봉사부  |  재정부  |  시설관리부</w:t>
             </w:r>
           </w:p>
         </w:tc>
@@ -7781,7 +7781,7 @@
                 <w:sz w:val="18"/>
                 <w:szCs w:val="18"/>
               </w:rPr>
-              <w:t xml:space="preserve">FEL-201  /  FEL-202</w:t>
+              <w:t>FEL-201  /  FEL-202  /  ADM-102 시설·자산 관리 규정</w:t>
             </w:r>
           </w:p>
         </w:tc>
@@ -7817,7 +7817,7 @@
                 <w:sz w:val="18"/>
                 <w:szCs w:val="18"/>
               </w:rPr>
-              <w:t xml:space="preserve">관 련 규 정</w:t>
+              <w:t>관 련 부 서</w:t>
             </w:r>
           </w:p>
         </w:tc>
@@ -7845,7 +7845,7 @@
                 <w:sz w:val="18"/>
                 <w:szCs w:val="18"/>
               </w:rPr>
-              <w:t xml:space="preserve">ADM-102 시설·자산 관리 규정</w:t>
+              <w:t>친교봉사부  |  재정부  |  시설관리부</w:t>
             </w:r>
           </w:p>
         </w:tc>
